--- a/APLOS/POPResources/Templates/InOutGatePassSales20171.docx
+++ b/APLOS/POPResources/Templates/InOutGatePassSales20171.docx
@@ -178,7 +178,6 @@
                 <w:szCs w:val="16"/>
               </w:rPr>
             </w:pPr>
-            <w:proofErr w:type="spellStart"/>
             <w:r>
               <w:rPr>
                 <w:rFonts w:ascii="Tahoma" w:eastAsia="Arial" w:hAnsi="Tahoma" w:cs="Tahoma"/>
@@ -187,9 +186,8 @@
                 <w:sz w:val="16"/>
                 <w:szCs w:val="16"/>
               </w:rPr>
-              <w:t>GatePass</w:t>
-            </w:r>
-            <w:proofErr w:type="spellEnd"/>
+              <w:t>GatePass No:</w:t>
+            </w:r>
             <w:r>
               <w:rPr>
                 <w:rFonts w:ascii="Tahoma" w:eastAsia="Arial" w:hAnsi="Tahoma" w:cs="Tahoma"/>
@@ -198,8 +196,45 @@
                 <w:sz w:val="16"/>
                 <w:szCs w:val="16"/>
               </w:rPr>
-              <w:t xml:space="preserve"> No:</w:t>
-            </w:r>
+              <w:t xml:space="preserve"> </w:t>
+            </w:r>
+            <w:r>
+              <w:rPr>
+                <w:rFonts w:ascii="Tahoma" w:eastAsia="Arial" w:hAnsi="Tahoma" w:cs="Tahoma"/>
+                <w:bCs/>
+                <w:sz w:val="16"/>
+                <w:szCs w:val="16"/>
+              </w:rPr>
+              <w:t>{</w:t>
+            </w:r>
+            <w:r>
+              <w:rPr>
+                <w:rFonts w:ascii="Tahoma" w:hAnsi="Tahoma" w:cs="Tahoma"/>
+                <w:color w:val="000000"/>
+                <w:sz w:val="16"/>
+                <w:szCs w:val="16"/>
+              </w:rPr>
+              <w:t>Id</w:t>
+            </w:r>
+            <w:r>
+              <w:rPr>
+                <w:rFonts w:ascii="Tahoma" w:eastAsia="Arial" w:hAnsi="Tahoma" w:cs="Tahoma"/>
+                <w:bCs/>
+                <w:sz w:val="16"/>
+                <w:szCs w:val="16"/>
+              </w:rPr>
+              <w:t>}</w:t>
+            </w:r>
+          </w:p>
+          <w:p>
+            <w:pPr>
+              <w:rPr>
+                <w:rFonts w:ascii="Tahoma" w:eastAsia="Times New Roman" w:hAnsi="Tahoma" w:cs="Tahoma"/>
+                <w:color w:val="000000"/>
+                <w:sz w:val="16"/>
+                <w:szCs w:val="16"/>
+              </w:rPr>
+            </w:pPr>
             <w:r>
               <w:rPr>
                 <w:rFonts w:ascii="Tahoma" w:eastAsia="Arial" w:hAnsi="Tahoma" w:cs="Tahoma"/>
@@ -208,56 +243,38 @@
                 <w:sz w:val="16"/>
                 <w:szCs w:val="16"/>
               </w:rPr>
-              <w:t xml:space="preserve"> </w:t>
+              <w:t>Date</w:t>
             </w:r>
             <w:r>
               <w:rPr>
                 <w:rFonts w:ascii="Tahoma" w:eastAsia="Arial" w:hAnsi="Tahoma" w:cs="Tahoma"/>
+                <w:b/>
                 <w:bCs/>
                 <w:sz w:val="16"/>
                 <w:szCs w:val="16"/>
               </w:rPr>
-              <w:t>{</w:t>
-            </w:r>
-            <w:r>
-              <w:rPr>
-                <w:rFonts w:ascii="Tahoma" w:hAnsi="Tahoma" w:cs="Tahoma"/>
+              <w:t xml:space="preserve">:  </w:t>
+            </w:r>
+            <w:r>
+              <w:rPr>
+                <w:rFonts w:ascii="Tahoma" w:eastAsia="Times New Roman" w:hAnsi="Tahoma" w:cs="Tahoma"/>
                 <w:color w:val="000000"/>
                 <w:sz w:val="16"/>
                 <w:szCs w:val="16"/>
               </w:rPr>
-              <w:t>Id</w:t>
-            </w:r>
-            <w:r>
-              <w:rPr>
-                <w:rFonts w:ascii="Tahoma" w:eastAsia="Arial" w:hAnsi="Tahoma" w:cs="Tahoma"/>
-                <w:bCs/>
-                <w:sz w:val="16"/>
-                <w:szCs w:val="16"/>
-              </w:rPr>
-              <w:t>}</w:t>
+              <w:t>{GatepassEntryDate}</w:t>
             </w:r>
           </w:p>
           <w:p>
             <w:pPr>
               <w:rPr>
-                <w:rFonts w:ascii="Tahoma" w:eastAsia="Times New Roman" w:hAnsi="Tahoma" w:cs="Tahoma"/>
-                <w:color w:val="000000"/>
-                <w:sz w:val="16"/>
-                <w:szCs w:val="16"/>
-              </w:rPr>
-            </w:pPr>
-            <w:r>
-              <w:rPr>
                 <w:rFonts w:ascii="Tahoma" w:eastAsia="Arial" w:hAnsi="Tahoma" w:cs="Tahoma"/>
                 <w:b/>
                 <w:bCs/>
                 <w:sz w:val="16"/>
                 <w:szCs w:val="16"/>
               </w:rPr>
-              <w:t>Date</w:t>
-            </w:r>
-            <w:proofErr w:type="gramStart"/>
+            </w:pPr>
             <w:r>
               <w:rPr>
                 <w:rFonts w:ascii="Tahoma" w:eastAsia="Arial" w:hAnsi="Tahoma" w:cs="Tahoma"/>
@@ -266,41 +283,9 @@
                 <w:sz w:val="16"/>
                 <w:szCs w:val="16"/>
               </w:rPr>
-              <w:t xml:space="preserve">:  </w:t>
-            </w:r>
-            <w:r>
-              <w:rPr>
-                <w:rFonts w:ascii="Tahoma" w:eastAsia="Times New Roman" w:hAnsi="Tahoma" w:cs="Tahoma"/>
-                <w:color w:val="000000"/>
-                <w:sz w:val="16"/>
-                <w:szCs w:val="16"/>
-              </w:rPr>
-              <w:t>{</w:t>
-            </w:r>
-            <w:proofErr w:type="spellStart"/>
-            <w:proofErr w:type="gramEnd"/>
-            <w:r>
-              <w:rPr>
-                <w:rFonts w:ascii="Tahoma" w:eastAsia="Times New Roman" w:hAnsi="Tahoma" w:cs="Tahoma"/>
-                <w:color w:val="000000"/>
-                <w:sz w:val="16"/>
-                <w:szCs w:val="16"/>
-              </w:rPr>
-              <w:t>GatepassEntryDate</w:t>
-            </w:r>
-            <w:proofErr w:type="spellEnd"/>
-            <w:r>
-              <w:rPr>
-                <w:rFonts w:ascii="Tahoma" w:eastAsia="Times New Roman" w:hAnsi="Tahoma" w:cs="Tahoma"/>
-                <w:color w:val="000000"/>
-                <w:sz w:val="16"/>
-                <w:szCs w:val="16"/>
-              </w:rPr>
-              <w:t>}</w:t>
-            </w:r>
-          </w:p>
-          <w:p>
-            <w:pPr>
+              <w:t>Disposed</w:t>
+            </w:r>
+            <w:r>
               <w:rPr>
                 <w:rFonts w:ascii="Tahoma" w:eastAsia="Arial" w:hAnsi="Tahoma" w:cs="Tahoma"/>
                 <w:b/>
@@ -308,7 +293,8 @@
                 <w:sz w:val="16"/>
                 <w:szCs w:val="16"/>
               </w:rPr>
-            </w:pPr>
+              <w:t xml:space="preserve"> No</w:t>
+            </w:r>
             <w:r>
               <w:rPr>
                 <w:rFonts w:ascii="Tahoma" w:eastAsia="Arial" w:hAnsi="Tahoma" w:cs="Tahoma"/>
@@ -317,29 +303,8 @@
                 <w:sz w:val="16"/>
                 <w:szCs w:val="16"/>
               </w:rPr>
-              <w:t>Disposed</w:t>
-            </w:r>
-            <w:r>
-              <w:rPr>
-                <w:rFonts w:ascii="Tahoma" w:eastAsia="Arial" w:hAnsi="Tahoma" w:cs="Tahoma"/>
-                <w:b/>
-                <w:bCs/>
-                <w:sz w:val="16"/>
-                <w:szCs w:val="16"/>
-              </w:rPr>
-              <w:t xml:space="preserve"> No</w:t>
-            </w:r>
-            <w:r>
-              <w:rPr>
-                <w:rFonts w:ascii="Tahoma" w:eastAsia="Arial" w:hAnsi="Tahoma" w:cs="Tahoma"/>
-                <w:b/>
-                <w:bCs/>
-                <w:sz w:val="16"/>
-                <w:szCs w:val="16"/>
-              </w:rPr>
               <w:t>: {</w:t>
             </w:r>
-            <w:proofErr w:type="spellStart"/>
             <w:r>
               <w:rPr>
                 <w:rFonts w:ascii="Consolas" w:hAnsi="Consolas" w:cs="Consolas"/>
@@ -349,7 +314,6 @@
               </w:rPr>
               <w:t>DisposalNo</w:t>
             </w:r>
-            <w:proofErr w:type="spellEnd"/>
             <w:r>
               <w:rPr>
                 <w:rFonts w:ascii="Tahoma" w:eastAsia="Arial" w:hAnsi="Tahoma" w:cs="Tahoma"/>
@@ -445,7 +409,6 @@
               </w:rPr>
               <w:t>{</w:t>
             </w:r>
-            <w:proofErr w:type="spellStart"/>
             <w:r>
               <w:rPr>
                 <w:rFonts w:ascii="Tahoma" w:hAnsi="Tahoma" w:cs="Tahoma"/>
@@ -455,7 +418,6 @@
               </w:rPr>
               <w:t>SenderName</w:t>
             </w:r>
-            <w:proofErr w:type="spellEnd"/>
             <w:r>
               <w:rPr>
                 <w:rFonts w:ascii="Tahoma" w:eastAsia="Times New Roman" w:hAnsi="Tahoma" w:cs="Tahoma"/>
@@ -475,7 +437,6 @@
                 <w:szCs w:val="16"/>
               </w:rPr>
             </w:pPr>
-            <w:proofErr w:type="gramStart"/>
             <w:r>
               <w:rPr>
                 <w:rFonts w:ascii="Tahoma" w:eastAsia="Times New Roman" w:hAnsi="Tahoma" w:cs="Tahoma"/>
@@ -486,7 +447,6 @@
               </w:rPr>
               <w:t>Through :</w:t>
             </w:r>
-            <w:proofErr w:type="gramEnd"/>
             <w:r>
               <w:rPr>
                 <w:rFonts w:ascii="Tahoma" w:eastAsia="Times New Roman" w:hAnsi="Tahoma" w:cs="Tahoma"/>
@@ -572,7 +532,6 @@
               </w:rPr>
               <w:t>{</w:t>
             </w:r>
-            <w:proofErr w:type="spellStart"/>
             <w:r>
               <w:rPr>
                 <w:rFonts w:ascii="Consolas" w:hAnsi="Consolas" w:cs="Consolas"/>
@@ -582,7 +541,6 @@
               </w:rPr>
               <w:t>DeliveryParty</w:t>
             </w:r>
-            <w:proofErr w:type="spellEnd"/>
             <w:r>
               <w:rPr>
                 <w:rFonts w:ascii="Tahoma" w:hAnsi="Tahoma" w:cs="Tahoma"/>
@@ -617,7 +575,6 @@
               </w:rPr>
               <w:t>: {</w:t>
             </w:r>
-            <w:proofErr w:type="spellStart"/>
             <w:r>
               <w:rPr>
                 <w:rFonts w:ascii="Consolas" w:hAnsi="Consolas" w:cs="Consolas"/>
@@ -627,7 +584,6 @@
               </w:rPr>
               <w:t>DeliveryByAddress</w:t>
             </w:r>
-            <w:proofErr w:type="spellEnd"/>
             <w:r>
               <w:rPr>
                 <w:rFonts w:ascii="Tahoma" w:hAnsi="Tahoma" w:cs="Tahoma"/>
@@ -681,29 +637,7 @@
                 <w:sz w:val="16"/>
                 <w:szCs w:val="16"/>
               </w:rPr>
-              <w:t>{</w:t>
-            </w:r>
-            <w:proofErr w:type="spellStart"/>
-            <w:r>
-              <w:rPr>
-                <w:rFonts w:ascii="Tahoma" w:eastAsia="Arial" w:hAnsi="Tahoma" w:cs="Tahoma"/>
-                <w:b/>
-                <w:bCs/>
-                <w:sz w:val="16"/>
-                <w:szCs w:val="16"/>
-              </w:rPr>
-              <w:t>materialItems</w:t>
-            </w:r>
-            <w:proofErr w:type="spellEnd"/>
-            <w:r>
-              <w:rPr>
-                <w:rFonts w:ascii="Tahoma" w:eastAsia="Arial" w:hAnsi="Tahoma" w:cs="Tahoma"/>
-                <w:b/>
-                <w:bCs/>
-                <w:sz w:val="16"/>
-                <w:szCs w:val="16"/>
-              </w:rPr>
-              <w:t>}</w:t>
+              <w:t>{materialItems}</w:t>
             </w:r>
           </w:p>
           <w:p>
@@ -823,7 +757,6 @@
                       <w:szCs w:val="16"/>
                     </w:rPr>
                   </w:pPr>
-                  <w:proofErr w:type="gramStart"/>
                   <w:r>
                     <w:rPr>
                       <w:rFonts w:ascii="Tahoma" w:eastAsia="Arial" w:hAnsi="Tahoma" w:cs="Tahoma"/>
@@ -842,18 +775,7 @@
                       <w:sz w:val="16"/>
                       <w:szCs w:val="16"/>
                     </w:rPr>
-                    <w:t xml:space="preserve"> Odyssey</w:t>
-                  </w:r>
-                  <w:proofErr w:type="gramEnd"/>
-                  <w:r>
-                    <w:rPr>
-                      <w:rFonts w:ascii="Tahoma" w:hAnsi="Tahoma" w:cs="Tahoma"/>
-                      <w:b/>
-                      <w:color w:val="000000" w:themeColor="text1"/>
-                      <w:sz w:val="16"/>
-                      <w:szCs w:val="16"/>
-                    </w:rPr>
-                    <w:t xml:space="preserve"> Craft (Pvt.) Ltd.</w:t>
+                    <w:t xml:space="preserve"> Odyssey Craft (Pvt.) Ltd.</w:t>
                   </w:r>
                 </w:p>
                 <w:p>
@@ -983,7 +905,6 @@
                     </w:rPr>
                     <w:t>: {</w:t>
                   </w:r>
-                  <w:proofErr w:type="spellStart"/>
                   <w:r>
                     <w:rPr>
                       <w:rFonts w:ascii="Consolas" w:hAnsi="Consolas" w:cs="Consolas"/>
@@ -993,7 +914,6 @@
                     </w:rPr>
                     <w:t>DeliveryParty</w:t>
                   </w:r>
-                  <w:proofErr w:type="spellEnd"/>
                   <w:r>
                     <w:rPr>
                       <w:rFonts w:ascii="Tahoma" w:hAnsi="Tahoma" w:cs="Tahoma"/>
@@ -1194,7 +1114,7 @@
                       </mc:Choice>
                       <mc:Fallback>
                         <w:pict>
-                          <v:line w14:anchorId="34D96EDF" id="Straight Connector 3" o:spid="_x0000_s1026" style="position:absolute;flip:x;z-index:251652608;visibility:visible;mso-wrap-style:square;mso-width-percent:0;mso-height-percent:0;mso-wrap-distance-left:9pt;mso-wrap-distance-top:0;mso-wrap-distance-right:9pt;mso-wrap-distance-bottom:0;mso-position-horizontal:absolute;mso-position-horizontal-relative:text;mso-position-vertical:absolute;mso-position-vertical-relative:text;mso-width-percent:0;mso-height-percent:0;mso-width-relative:margin;mso-height-relative:margin" from="30.2pt,9.8pt" to="139.75pt,9.8pt" o:gfxdata="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" strokecolor="windowText" strokeweight=".5pt">
+                          <v:line w14:anchorId="44D66A98" id="Straight Connector 3" o:spid="_x0000_s1026" style="position:absolute;flip:x;z-index:251652608;visibility:visible;mso-wrap-style:square;mso-width-percent:0;mso-height-percent:0;mso-wrap-distance-left:9pt;mso-wrap-distance-top:0;mso-wrap-distance-right:9pt;mso-wrap-distance-bottom:0;mso-position-horizontal:absolute;mso-position-horizontal-relative:text;mso-position-vertical:absolute;mso-position-vertical-relative:text;mso-width-percent:0;mso-height-percent:0;mso-width-relative:margin;mso-height-relative:margin" from="30.2pt,9.8pt" to="139.75pt,9.8pt" o:gfxdata="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" strokecolor="windowText" strokeweight=".5pt">
                             <v:stroke joinstyle="miter"/>
                           </v:line>
                         </w:pict>
@@ -1228,7 +1148,6 @@
                     </w:rPr>
                     <w:t>{</w:t>
                   </w:r>
-                  <w:proofErr w:type="spellStart"/>
                   <w:r>
                     <w:rPr>
                       <w:rFonts w:ascii="Tahoma" w:hAnsi="Tahoma" w:cs="Tahoma"/>
@@ -1239,7 +1158,6 @@
                     </w:rPr>
                     <w:t>AddedBy</w:t>
                   </w:r>
-                  <w:proofErr w:type="spellEnd"/>
                   <w:r>
                     <w:rPr>
                       <w:rFonts w:ascii="Tahoma" w:eastAsia="Arial" w:hAnsi="Tahoma" w:cs="Tahoma"/>
@@ -1335,7 +1253,7 @@
                       </mc:Choice>
                       <mc:Fallback>
                         <w:pict>
-                          <v:line w14:anchorId="55AE6B78" id="Straight Connector 2" o:spid="_x0000_s1026" style="position:absolute;z-index:251662848;visibility:visible;mso-wrap-style:square;mso-wrap-distance-left:9pt;mso-wrap-distance-top:0;mso-wrap-distance-right:9pt;mso-wrap-distance-bottom:0;mso-position-horizontal:absolute;mso-position-horizontal-relative:text;mso-position-vertical:absolute;mso-position-vertical-relative:text" from="31.15pt,9.8pt" to="143.2pt,9.8pt" o:gfxdata="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" strokecolor="windowText" strokeweight=".5pt">
+                          <v:line w14:anchorId="0FAEDC0B" id="Straight Connector 2" o:spid="_x0000_s1026" style="position:absolute;z-index:251662848;visibility:visible;mso-wrap-style:square;mso-wrap-distance-left:9pt;mso-wrap-distance-top:0;mso-wrap-distance-right:9pt;mso-wrap-distance-bottom:0;mso-position-horizontal:absolute;mso-position-horizontal-relative:text;mso-position-vertical:absolute;mso-position-vertical-relative:text" from="31.15pt,9.8pt" to="143.2pt,9.8pt" o:gfxdata="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" strokecolor="windowText" strokeweight=".5pt">
                             <v:stroke joinstyle="miter"/>
                           </v:line>
                         </w:pict>
@@ -1360,7 +1278,6 @@
                     </w:rPr>
                     <w:t xml:space="preserve">  {</w:t>
                   </w:r>
-                  <w:proofErr w:type="spellStart"/>
                   <w:r>
                     <w:rPr>
                       <w:rFonts w:ascii="Tahoma" w:hAnsi="Tahoma" w:cs="Tahoma"/>
@@ -1371,7 +1288,6 @@
                     </w:rPr>
                     <w:t>AuthorizedBy</w:t>
                   </w:r>
-                  <w:proofErr w:type="spellEnd"/>
                   <w:r>
                     <w:rPr>
                       <w:rFonts w:ascii="Tahoma" w:eastAsia="Arial" w:hAnsi="Tahoma" w:cs="Tahoma"/>
@@ -1548,8 +1464,12 @@
       </w:pPr>
     </w:p>
     <w:sectPr>
-      <w:headerReference w:type="default" r:id="rId8"/>
-      <w:footerReference w:type="default" r:id="rId9"/>
+      <w:headerReference w:type="even" r:id="rId8"/>
+      <w:headerReference w:type="default" r:id="rId9"/>
+      <w:footerReference w:type="even" r:id="rId10"/>
+      <w:footerReference w:type="default" r:id="rId11"/>
+      <w:headerReference w:type="first" r:id="rId12"/>
+      <w:footerReference w:type="first" r:id="rId13"/>
       <w:pgSz w:w="20160" w:h="12240" w:orient="landscape" w:code="5"/>
       <w:pgMar w:top="1440" w:right="1800" w:bottom="1440" w:left="1800" w:header="0" w:footer="0" w:gutter="0"/>
       <w:cols w:space="720"/>
@@ -1579,6 +1499,16 @@
 </file>
 
 <file path=word/footer1.xml><?xml version="1.0" encoding="utf-8"?>
+<w:ftr xmlns:wpc="http://schemas.microsoft.com/office/word/2010/wordprocessingCanvas" xmlns:cx="http://schemas.microsoft.com/office/drawing/2014/chartex" xmlns:cx1="http://schemas.microsoft.com/office/drawing/2015/9/8/chartex" xmlns:cx2="http://schemas.microsoft.com/office/drawing/2015/10/21/chartex" xmlns:cx3="http://schemas.microsoft.com/office/drawing/2016/5/9/chartex" xmlns:cx4="http://schemas.microsoft.com/office/drawing/2016/5/10/chartex" xmlns:cx5="http://schemas.microsoft.com/office/drawing/2016/5/11/chartex" xmlns:cx6="http://schemas.microsoft.com/office/drawing/2016/5/12/chartex" xmlns:cx7="http://schemas.microsoft.com/office/drawing/2016/5/13/chartex" xmlns:cx8="http://schemas.microsoft.com/office/drawing/2016/5/14/chartex" xmlns:mc="http://schemas.openxmlformats.org/markup-compatibility/2006" xmlns:aink="http://schemas.microsoft.com/office/drawing/2016/ink" xmlns:am3d="http://schemas.microsoft.com/office/drawing/2017/model3d" xmlns:o="urn:schemas-microsoft-com:office:office" xmlns:r="http://schemas.openxmlformats.org/officeDocument/2006/relationships" xmlns:m="http://schemas.openxmlformats.org/officeDocument/2006/math" xmlns:v="urn:schemas-microsoft-com:vml" xmlns:wp14="http://schemas.microsoft.com/office/word/2010/wordprocessingDrawing" xmlns:wp="http://schemas.openxmlformats.org/drawingml/2006/wordprocessingDrawing" xmlns:w10="urn:schemas-microsoft-com:office:word" xmlns:w="http://schemas.openxmlformats.org/wordprocessingml/2006/main" xmlns:w14="http://schemas.microsoft.com/office/word/2010/wordml" xmlns:w15="http://schemas.microsoft.com/office/word/2012/wordml" xmlns:w16cex="http://schemas.microsoft.com/office/word/2018/wordml/cex" xmlns:w16cid="http://schemas.microsoft.com/office/word/2016/wordml/cid" xmlns:w16="http://schemas.microsoft.com/office/word/2018/wordml" xmlns:w16sdtdh="http://schemas.microsoft.com/office/word/2020/wordml/sdtdatahash" xmlns:w16se="http://schemas.microsoft.com/office/word/2015/wordml/symex" xmlns:wpg="http://schemas.microsoft.com/office/word/2010/wordprocessingGroup" xmlns:wpi="http://schemas.microsoft.com/office/word/2010/wordprocessingInk" xmlns:wne="http://schemas.microsoft.com/office/word/2006/wordml" xmlns:wps="http://schemas.microsoft.com/office/word/2010/wordprocessingShape" mc:Ignorable="w14 w15 w16se w16cid w16 w16cex w16sdtdh wp14">
+  <w:p>
+    <w:pPr>
+      <w:pStyle w:val="Footer"/>
+    </w:pPr>
+  </w:p>
+</w:ftr>
+</file>
+
+<file path=word/footer2.xml><?xml version="1.0" encoding="utf-8"?>
 <w:ftr xmlns:wpc="http://schemas.microsoft.com/office/word/2010/wordprocessingCanvas" xmlns:cx="http://schemas.microsoft.com/office/drawing/2014/chartex" xmlns:cx1="http://schemas.microsoft.com/office/drawing/2015/9/8/chartex" xmlns:cx2="http://schemas.microsoft.com/office/drawing/2015/10/21/chartex" xmlns:cx3="http://schemas.microsoft.com/office/drawing/2016/5/9/chartex" xmlns:cx4="http://schemas.microsoft.com/office/drawing/2016/5/10/chartex" xmlns:cx5="http://schemas.microsoft.com/office/drawing/2016/5/11/chartex" xmlns:cx6="http://schemas.microsoft.com/office/drawing/2016/5/12/chartex" xmlns:cx7="http://schemas.microsoft.com/office/drawing/2016/5/13/chartex" xmlns:cx8="http://schemas.microsoft.com/office/drawing/2016/5/14/chartex" xmlns:mc="http://schemas.openxmlformats.org/markup-compatibility/2006" xmlns:aink="http://schemas.microsoft.com/office/drawing/2016/ink" xmlns:am3d="http://schemas.microsoft.com/office/drawing/2017/model3d" xmlns:o="urn:schemas-microsoft-com:office:office" xmlns:r="http://schemas.openxmlformats.org/officeDocument/2006/relationships" xmlns:m="http://schemas.openxmlformats.org/officeDocument/2006/math" xmlns:v="urn:schemas-microsoft-com:vml" xmlns:wp14="http://schemas.microsoft.com/office/word/2010/wordprocessingDrawing" xmlns:wp="http://schemas.openxmlformats.org/drawingml/2006/wordprocessingDrawing" xmlns:w10="urn:schemas-microsoft-com:office:word" xmlns:w="http://schemas.openxmlformats.org/wordprocessingml/2006/main" xmlns:w14="http://schemas.microsoft.com/office/word/2010/wordml" xmlns:w15="http://schemas.microsoft.com/office/word/2012/wordml" xmlns:w16cex="http://schemas.microsoft.com/office/word/2018/wordml/cex" xmlns:w16cid="http://schemas.microsoft.com/office/word/2016/wordml/cid" xmlns:w16="http://schemas.microsoft.com/office/word/2018/wordml" xmlns:w16sdtdh="http://schemas.microsoft.com/office/word/2020/wordml/sdtdatahash" xmlns:w16se="http://schemas.microsoft.com/office/word/2015/wordml/symex" xmlns:wpg="http://schemas.microsoft.com/office/word/2010/wordprocessingGroup" xmlns:wpi="http://schemas.microsoft.com/office/word/2010/wordprocessingInk" xmlns:wne="http://schemas.microsoft.com/office/word/2006/wordml" xmlns:wps="http://schemas.microsoft.com/office/word/2010/wordprocessingShape" mc:Ignorable="w14 w15 w16se w16cid w16 w16cex w16sdtdh wp14">
   <w:sdt>
     <w:sdtPr>
@@ -1638,116 +1568,18 @@
         <w:sz w:val="16"/>
         <w:szCs w:val="16"/>
       </w:rPr>
-      <w:t xml:space="preserve">Mouza: </w:t>
+      <w:t>Mouza: Depashai, U.P: Sombag, Kalampur, P.S: Dhamrai District: Dhaka, Bangladesh.Web: www.ocl-bd.com Phone: +8809612223355</w:t>
     </w:r>
-    <w:proofErr w:type="spellStart"/>
-    <w:r>
-      <w:rPr>
-        <w:rFonts w:ascii="Tahoma" w:hAnsi="Tahoma" w:cs="Tahoma"/>
-        <w:sz w:val="16"/>
-        <w:szCs w:val="16"/>
-      </w:rPr>
-      <w:t>Depashai</w:t>
-    </w:r>
-    <w:proofErr w:type="spellEnd"/>
-    <w:r>
-      <w:rPr>
-        <w:rFonts w:ascii="Tahoma" w:hAnsi="Tahoma" w:cs="Tahoma"/>
-        <w:sz w:val="16"/>
-        <w:szCs w:val="16"/>
-      </w:rPr>
-      <w:t xml:space="preserve">, </w:t>
-    </w:r>
-    <w:proofErr w:type="gramStart"/>
-    <w:r>
-      <w:rPr>
-        <w:rFonts w:ascii="Tahoma" w:hAnsi="Tahoma" w:cs="Tahoma"/>
-        <w:sz w:val="16"/>
-        <w:szCs w:val="16"/>
-      </w:rPr>
-      <w:t>U.P</w:t>
-    </w:r>
-    <w:proofErr w:type="gramEnd"/>
-    <w:r>
-      <w:rPr>
-        <w:rFonts w:ascii="Tahoma" w:hAnsi="Tahoma" w:cs="Tahoma"/>
-        <w:sz w:val="16"/>
-        <w:szCs w:val="16"/>
-      </w:rPr>
-      <w:t xml:space="preserve">: </w:t>
-    </w:r>
-    <w:proofErr w:type="spellStart"/>
-    <w:r>
-      <w:rPr>
-        <w:rFonts w:ascii="Tahoma" w:hAnsi="Tahoma" w:cs="Tahoma"/>
-        <w:sz w:val="16"/>
-        <w:szCs w:val="16"/>
-      </w:rPr>
-      <w:t>Sombag</w:t>
-    </w:r>
-    <w:proofErr w:type="spellEnd"/>
-    <w:r>
-      <w:rPr>
-        <w:rFonts w:ascii="Tahoma" w:hAnsi="Tahoma" w:cs="Tahoma"/>
-        <w:sz w:val="16"/>
-        <w:szCs w:val="16"/>
-      </w:rPr>
-      <w:t xml:space="preserve">, </w:t>
-    </w:r>
-    <w:proofErr w:type="spellStart"/>
-    <w:r>
-      <w:rPr>
-        <w:rFonts w:ascii="Tahoma" w:hAnsi="Tahoma" w:cs="Tahoma"/>
-        <w:sz w:val="16"/>
-        <w:szCs w:val="16"/>
-      </w:rPr>
-      <w:t>Kalampur</w:t>
-    </w:r>
-    <w:proofErr w:type="spellEnd"/>
-    <w:r>
-      <w:rPr>
-        <w:rFonts w:ascii="Tahoma" w:hAnsi="Tahoma" w:cs="Tahoma"/>
-        <w:sz w:val="16"/>
-        <w:szCs w:val="16"/>
-      </w:rPr>
-      <w:t xml:space="preserve">, P.S: </w:t>
-    </w:r>
-    <w:proofErr w:type="spellStart"/>
-    <w:r>
-      <w:rPr>
-        <w:rFonts w:ascii="Tahoma" w:hAnsi="Tahoma" w:cs="Tahoma"/>
-        <w:sz w:val="16"/>
-        <w:szCs w:val="16"/>
-      </w:rPr>
-      <w:t>Dhamrai</w:t>
-    </w:r>
-    <w:proofErr w:type="spellEnd"/>
-    <w:r>
-      <w:rPr>
-        <w:rFonts w:ascii="Tahoma" w:hAnsi="Tahoma" w:cs="Tahoma"/>
-        <w:sz w:val="16"/>
-        <w:szCs w:val="16"/>
-      </w:rPr>
-      <w:t xml:space="preserve"> District: Dhaka, </w:t>
-    </w:r>
-    <w:proofErr w:type="spellStart"/>
-    <w:r>
-      <w:rPr>
-        <w:rFonts w:ascii="Tahoma" w:hAnsi="Tahoma" w:cs="Tahoma"/>
-        <w:sz w:val="16"/>
-        <w:szCs w:val="16"/>
-      </w:rPr>
-      <w:t>Bangladesh.Web</w:t>
-    </w:r>
-    <w:proofErr w:type="spellEnd"/>
-    <w:r>
-      <w:rPr>
-        <w:rFonts w:ascii="Tahoma" w:hAnsi="Tahoma" w:cs="Tahoma"/>
-        <w:sz w:val="16"/>
-        <w:szCs w:val="16"/>
-      </w:rPr>
-      <w:t>: www.ocl-bd.com Phone: +8809612223355</w:t>
-    </w:r>
+  </w:p>
+</w:ftr>
+</file>
+
+<file path=word/footer3.xml><?xml version="1.0" encoding="utf-8"?>
+<w:ftr xmlns:wpc="http://schemas.microsoft.com/office/word/2010/wordprocessingCanvas" xmlns:cx="http://schemas.microsoft.com/office/drawing/2014/chartex" xmlns:cx1="http://schemas.microsoft.com/office/drawing/2015/9/8/chartex" xmlns:cx2="http://schemas.microsoft.com/office/drawing/2015/10/21/chartex" xmlns:cx3="http://schemas.microsoft.com/office/drawing/2016/5/9/chartex" xmlns:cx4="http://schemas.microsoft.com/office/drawing/2016/5/10/chartex" xmlns:cx5="http://schemas.microsoft.com/office/drawing/2016/5/11/chartex" xmlns:cx6="http://schemas.microsoft.com/office/drawing/2016/5/12/chartex" xmlns:cx7="http://schemas.microsoft.com/office/drawing/2016/5/13/chartex" xmlns:cx8="http://schemas.microsoft.com/office/drawing/2016/5/14/chartex" xmlns:mc="http://schemas.openxmlformats.org/markup-compatibility/2006" xmlns:aink="http://schemas.microsoft.com/office/drawing/2016/ink" xmlns:am3d="http://schemas.microsoft.com/office/drawing/2017/model3d" xmlns:o="urn:schemas-microsoft-com:office:office" xmlns:r="http://schemas.openxmlformats.org/officeDocument/2006/relationships" xmlns:m="http://schemas.openxmlformats.org/officeDocument/2006/math" xmlns:v="urn:schemas-microsoft-com:vml" xmlns:wp14="http://schemas.microsoft.com/office/word/2010/wordprocessingDrawing" xmlns:wp="http://schemas.openxmlformats.org/drawingml/2006/wordprocessingDrawing" xmlns:w10="urn:schemas-microsoft-com:office:word" xmlns:w="http://schemas.openxmlformats.org/wordprocessingml/2006/main" xmlns:w14="http://schemas.microsoft.com/office/word/2010/wordml" xmlns:w15="http://schemas.microsoft.com/office/word/2012/wordml" xmlns:w16cex="http://schemas.microsoft.com/office/word/2018/wordml/cex" xmlns:w16cid="http://schemas.microsoft.com/office/word/2016/wordml/cid" xmlns:w16="http://schemas.microsoft.com/office/word/2018/wordml" xmlns:w16sdtdh="http://schemas.microsoft.com/office/word/2020/wordml/sdtdatahash" xmlns:w16se="http://schemas.microsoft.com/office/word/2015/wordml/symex" xmlns:wpg="http://schemas.microsoft.com/office/word/2010/wordprocessingGroup" xmlns:wpi="http://schemas.microsoft.com/office/word/2010/wordprocessingInk" xmlns:wne="http://schemas.microsoft.com/office/word/2006/wordml" xmlns:wps="http://schemas.microsoft.com/office/word/2010/wordprocessingShape" mc:Ignorable="w14 w15 w16se w16cid w16 w16cex w16sdtdh wp14">
+  <w:p>
+    <w:pPr>
+      <w:pStyle w:val="Footer"/>
+    </w:pPr>
   </w:p>
 </w:ftr>
 </file>
@@ -1777,6 +1609,16 @@
     <w:pPr>
       <w:pStyle w:val="Header"/>
     </w:pPr>
+  </w:p>
+</w:hdr>
+</file>
+
+<file path=word/header2.xml><?xml version="1.0" encoding="utf-8"?>
+<w:hdr xmlns:wpc="http://schemas.microsoft.com/office/word/2010/wordprocessingCanvas" xmlns:cx="http://schemas.microsoft.com/office/drawing/2014/chartex" xmlns:cx1="http://schemas.microsoft.com/office/drawing/2015/9/8/chartex" xmlns:cx2="http://schemas.microsoft.com/office/drawing/2015/10/21/chartex" xmlns:cx3="http://schemas.microsoft.com/office/drawing/2016/5/9/chartex" xmlns:cx4="http://schemas.microsoft.com/office/drawing/2016/5/10/chartex" xmlns:cx5="http://schemas.microsoft.com/office/drawing/2016/5/11/chartex" xmlns:cx6="http://schemas.microsoft.com/office/drawing/2016/5/12/chartex" xmlns:cx7="http://schemas.microsoft.com/office/drawing/2016/5/13/chartex" xmlns:cx8="http://schemas.microsoft.com/office/drawing/2016/5/14/chartex" xmlns:mc="http://schemas.openxmlformats.org/markup-compatibility/2006" xmlns:aink="http://schemas.microsoft.com/office/drawing/2016/ink" xmlns:am3d="http://schemas.microsoft.com/office/drawing/2017/model3d" xmlns:o="urn:schemas-microsoft-com:office:office" xmlns:r="http://schemas.openxmlformats.org/officeDocument/2006/relationships" xmlns:m="http://schemas.openxmlformats.org/officeDocument/2006/math" xmlns:v="urn:schemas-microsoft-com:vml" xmlns:wp14="http://schemas.microsoft.com/office/word/2010/wordprocessingDrawing" xmlns:wp="http://schemas.openxmlformats.org/drawingml/2006/wordprocessingDrawing" xmlns:w10="urn:schemas-microsoft-com:office:word" xmlns:w="http://schemas.openxmlformats.org/wordprocessingml/2006/main" xmlns:w14="http://schemas.microsoft.com/office/word/2010/wordml" xmlns:w15="http://schemas.microsoft.com/office/word/2012/wordml" xmlns:w16cex="http://schemas.microsoft.com/office/word/2018/wordml/cex" xmlns:w16cid="http://schemas.microsoft.com/office/word/2016/wordml/cid" xmlns:w16="http://schemas.microsoft.com/office/word/2018/wordml" xmlns:w16sdtdh="http://schemas.microsoft.com/office/word/2020/wordml/sdtdatahash" xmlns:w16se="http://schemas.microsoft.com/office/word/2015/wordml/symex" xmlns:wpg="http://schemas.microsoft.com/office/word/2010/wordprocessingGroup" xmlns:wpi="http://schemas.microsoft.com/office/word/2010/wordprocessingInk" xmlns:wne="http://schemas.microsoft.com/office/word/2006/wordml" xmlns:wps="http://schemas.microsoft.com/office/word/2010/wordprocessingShape" mc:Ignorable="w14 w15 w16se w16cid w16 w16cex w16sdtdh wp14">
+  <w:p>
+    <w:pPr>
+      <w:pStyle w:val="Header"/>
+    </w:pPr>
     <w:r>
       <w:rPr>
         <w:noProof/>
@@ -1784,7 +1626,7 @@
       <mc:AlternateContent>
         <mc:Choice Requires="wps">
           <w:drawing>
-            <wp:anchor distT="0" distB="0" distL="114300" distR="114300" simplePos="0" relativeHeight="251662336" behindDoc="0" locked="0" layoutInCell="1" allowOverlap="1" wp14:anchorId="0F3B8F21" wp14:editId="63F09F01">
+            <wp:anchor distT="0" distB="0" distL="114300" distR="114300" simplePos="0" relativeHeight="251659264" behindDoc="0" locked="0" layoutInCell="1" allowOverlap="1" wp14:anchorId="0F3B8F21" wp14:editId="63F09F01">
               <wp:simplePos x="0" y="0"/>
               <wp:positionH relativeFrom="column">
                 <wp:posOffset>7715250</wp:posOffset>
@@ -1846,97 +1688,7 @@
                               <w:sz w:val="16"/>
                               <w:szCs w:val="16"/>
                             </w:rPr>
-                            <w:t xml:space="preserve">Mouza: </w:t>
-                          </w:r>
-                          <w:proofErr w:type="spellStart"/>
-                          <w:r>
-                            <w:rPr>
-                              <w:rFonts w:ascii="Tahoma" w:hAnsi="Tahoma" w:cs="Tahoma"/>
-                              <w:sz w:val="16"/>
-                              <w:szCs w:val="16"/>
-                            </w:rPr>
-                            <w:t>Depashai</w:t>
-                          </w:r>
-                          <w:proofErr w:type="spellEnd"/>
-                          <w:r>
-                            <w:rPr>
-                              <w:rFonts w:ascii="Tahoma" w:hAnsi="Tahoma" w:cs="Tahoma"/>
-                              <w:sz w:val="16"/>
-                              <w:szCs w:val="16"/>
-                            </w:rPr>
-                            <w:t xml:space="preserve">, </w:t>
-                          </w:r>
-                          <w:proofErr w:type="gramStart"/>
-                          <w:r>
-                            <w:rPr>
-                              <w:rFonts w:ascii="Tahoma" w:hAnsi="Tahoma" w:cs="Tahoma"/>
-                              <w:sz w:val="16"/>
-                              <w:szCs w:val="16"/>
-                            </w:rPr>
-                            <w:t>U.P</w:t>
-                          </w:r>
-                          <w:proofErr w:type="gramEnd"/>
-                          <w:r>
-                            <w:rPr>
-                              <w:rFonts w:ascii="Tahoma" w:hAnsi="Tahoma" w:cs="Tahoma"/>
-                              <w:sz w:val="16"/>
-                              <w:szCs w:val="16"/>
-                            </w:rPr>
-                            <w:t xml:space="preserve">: </w:t>
-                          </w:r>
-                          <w:proofErr w:type="spellStart"/>
-                          <w:r>
-                            <w:rPr>
-                              <w:rFonts w:ascii="Tahoma" w:hAnsi="Tahoma" w:cs="Tahoma"/>
-                              <w:sz w:val="16"/>
-                              <w:szCs w:val="16"/>
-                            </w:rPr>
-                            <w:t>Sombag</w:t>
-                          </w:r>
-                          <w:proofErr w:type="spellEnd"/>
-                          <w:r>
-                            <w:rPr>
-                              <w:rFonts w:ascii="Tahoma" w:hAnsi="Tahoma" w:cs="Tahoma"/>
-                              <w:sz w:val="16"/>
-                              <w:szCs w:val="16"/>
-                            </w:rPr>
-                            <w:t xml:space="preserve">, </w:t>
-                          </w:r>
-                          <w:proofErr w:type="spellStart"/>
-                          <w:r>
-                            <w:rPr>
-                              <w:rFonts w:ascii="Tahoma" w:hAnsi="Tahoma" w:cs="Tahoma"/>
-                              <w:sz w:val="16"/>
-                              <w:szCs w:val="16"/>
-                            </w:rPr>
-                            <w:t>Kalampur</w:t>
-                          </w:r>
-                          <w:proofErr w:type="spellEnd"/>
-                          <w:r>
-                            <w:rPr>
-                              <w:rFonts w:ascii="Tahoma" w:hAnsi="Tahoma" w:cs="Tahoma"/>
-                              <w:sz w:val="16"/>
-                              <w:szCs w:val="16"/>
-                            </w:rPr>
-                            <w:t xml:space="preserve">, P.S: </w:t>
-                          </w:r>
-                          <w:proofErr w:type="spellStart"/>
-                          <w:r>
-                            <w:rPr>
-                              <w:rFonts w:ascii="Tahoma" w:hAnsi="Tahoma" w:cs="Tahoma"/>
-                              <w:sz w:val="16"/>
-                              <w:szCs w:val="16"/>
-                            </w:rPr>
-                            <w:t>Dhamrai</w:t>
-                          </w:r>
-                          <w:proofErr w:type="spellEnd"/>
-                          <w:r>
-                            <w:rPr>
-                              <w:rFonts w:ascii="Tahoma" w:hAnsi="Tahoma" w:cs="Tahoma"/>
-                              <w:sz w:val="16"/>
-                              <w:szCs w:val="16"/>
-                            </w:rPr>
-                            <w:t xml:space="preserve"> District: </w:t>
+                            <w:t xml:space="preserve">Mouza: Depashai, U.P: Sombag, Kalampur, P.S: Dhamrai District: </w:t>
                           </w:r>
                           <w:r>
                             <w:rPr>
@@ -1952,25 +1704,7 @@
                               <w:sz w:val="16"/>
                               <w:szCs w:val="16"/>
                             </w:rPr>
-                            <w:t xml:space="preserve">Dhaka, </w:t>
-                          </w:r>
-                          <w:proofErr w:type="spellStart"/>
-                          <w:r>
-                            <w:rPr>
-                              <w:rFonts w:ascii="Tahoma" w:hAnsi="Tahoma" w:cs="Tahoma"/>
-                              <w:sz w:val="16"/>
-                              <w:szCs w:val="16"/>
-                            </w:rPr>
-                            <w:t>Bangladesh.Web</w:t>
-                          </w:r>
-                          <w:proofErr w:type="spellEnd"/>
-                          <w:r>
-                            <w:rPr>
-                              <w:rFonts w:ascii="Tahoma" w:hAnsi="Tahoma" w:cs="Tahoma"/>
-                              <w:sz w:val="16"/>
-                              <w:szCs w:val="16"/>
-                            </w:rPr>
-                            <w:t>: www.ocl-bd.com Phone: +8809612223355</w:t>
+                            <w:t>Dhaka, Bangladesh.Web: www.ocl-bd.com Phone: +8809612223355</w:t>
                           </w:r>
                         </w:p>
                       </w:txbxContent>
@@ -1995,7 +1729,7 @@
         </mc:Choice>
         <mc:Fallback>
           <w:pict>
-            <v:rect w14:anchorId="0F3B8F21" id="Rectangle 7" o:spid="_x0000_s1027" style="position:absolute;margin-left:607.5pt;margin-top:27.55pt;width:225.75pt;height:43.6pt;z-index:251662336;visibility:visible;mso-wrap-style:square;mso-width-percent:0;mso-height-percent:0;mso-wrap-distance-left:9pt;mso-wrap-distance-top:0;mso-wrap-distance-right:9pt;mso-wrap-distance-bottom:0;mso-position-horizontal:absolute;mso-position-horizontal-relative:text;mso-position-vertical:absolute;mso-position-vertical-relative:text;mso-width-percent:0;mso-height-percent:0;mso-width-relative:margin;mso-height-relative:margin;v-text-anchor:middle" o:gfxdata="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" fillcolor="white [3201]" strokecolor="white [3212]" strokeweight="1pt">
+            <v:rect w14:anchorId="0F3B8F21" id="Rectangle 7" o:spid="_x0000_s1027" style="position:absolute;margin-left:607.5pt;margin-top:27.55pt;width:225.75pt;height:43.6pt;z-index:251659264;visibility:visible;mso-wrap-style:square;mso-width-percent:0;mso-height-percent:0;mso-wrap-distance-left:9pt;mso-wrap-distance-top:0;mso-wrap-distance-right:9pt;mso-wrap-distance-bottom:0;mso-position-horizontal:absolute;mso-position-horizontal-relative:text;mso-position-vertical:absolute;mso-position-vertical-relative:text;mso-width-percent:0;mso-height-percent:0;mso-width-relative:margin;mso-height-relative:margin;v-text-anchor:middle" o:gfxdata="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" fillcolor="white [3201]" strokecolor="white [3212]" strokeweight="1pt">
               <v:textbox>
                 <w:txbxContent>
                   <w:p>
@@ -2013,97 +1747,7 @@
                         <w:sz w:val="16"/>
                         <w:szCs w:val="16"/>
                       </w:rPr>
-                      <w:t xml:space="preserve">Mouza: </w:t>
-                    </w:r>
-                    <w:proofErr w:type="spellStart"/>
-                    <w:r>
-                      <w:rPr>
-                        <w:rFonts w:ascii="Tahoma" w:hAnsi="Tahoma" w:cs="Tahoma"/>
-                        <w:sz w:val="16"/>
-                        <w:szCs w:val="16"/>
-                      </w:rPr>
-                      <w:t>Depashai</w:t>
-                    </w:r>
-                    <w:proofErr w:type="spellEnd"/>
-                    <w:r>
-                      <w:rPr>
-                        <w:rFonts w:ascii="Tahoma" w:hAnsi="Tahoma" w:cs="Tahoma"/>
-                        <w:sz w:val="16"/>
-                        <w:szCs w:val="16"/>
-                      </w:rPr>
-                      <w:t xml:space="preserve">, </w:t>
-                    </w:r>
-                    <w:proofErr w:type="gramStart"/>
-                    <w:r>
-                      <w:rPr>
-                        <w:rFonts w:ascii="Tahoma" w:hAnsi="Tahoma" w:cs="Tahoma"/>
-                        <w:sz w:val="16"/>
-                        <w:szCs w:val="16"/>
-                      </w:rPr>
-                      <w:t>U.P</w:t>
-                    </w:r>
-                    <w:proofErr w:type="gramEnd"/>
-                    <w:r>
-                      <w:rPr>
-                        <w:rFonts w:ascii="Tahoma" w:hAnsi="Tahoma" w:cs="Tahoma"/>
-                        <w:sz w:val="16"/>
-                        <w:szCs w:val="16"/>
-                      </w:rPr>
-                      <w:t xml:space="preserve">: </w:t>
-                    </w:r>
-                    <w:proofErr w:type="spellStart"/>
-                    <w:r>
-                      <w:rPr>
-                        <w:rFonts w:ascii="Tahoma" w:hAnsi="Tahoma" w:cs="Tahoma"/>
-                        <w:sz w:val="16"/>
-                        <w:szCs w:val="16"/>
-                      </w:rPr>
-                      <w:t>Sombag</w:t>
-                    </w:r>
-                    <w:proofErr w:type="spellEnd"/>
-                    <w:r>
-                      <w:rPr>
-                        <w:rFonts w:ascii="Tahoma" w:hAnsi="Tahoma" w:cs="Tahoma"/>
-                        <w:sz w:val="16"/>
-                        <w:szCs w:val="16"/>
-                      </w:rPr>
-                      <w:t xml:space="preserve">, </w:t>
-                    </w:r>
-                    <w:proofErr w:type="spellStart"/>
-                    <w:r>
-                      <w:rPr>
-                        <w:rFonts w:ascii="Tahoma" w:hAnsi="Tahoma" w:cs="Tahoma"/>
-                        <w:sz w:val="16"/>
-                        <w:szCs w:val="16"/>
-                      </w:rPr>
-                      <w:t>Kalampur</w:t>
-                    </w:r>
-                    <w:proofErr w:type="spellEnd"/>
-                    <w:r>
-                      <w:rPr>
-                        <w:rFonts w:ascii="Tahoma" w:hAnsi="Tahoma" w:cs="Tahoma"/>
-                        <w:sz w:val="16"/>
-                        <w:szCs w:val="16"/>
-                      </w:rPr>
-                      <w:t xml:space="preserve">, P.S: </w:t>
-                    </w:r>
-                    <w:proofErr w:type="spellStart"/>
-                    <w:r>
-                      <w:rPr>
-                        <w:rFonts w:ascii="Tahoma" w:hAnsi="Tahoma" w:cs="Tahoma"/>
-                        <w:sz w:val="16"/>
-                        <w:szCs w:val="16"/>
-                      </w:rPr>
-                      <w:t>Dhamrai</w:t>
-                    </w:r>
-                    <w:proofErr w:type="spellEnd"/>
-                    <w:r>
-                      <w:rPr>
-                        <w:rFonts w:ascii="Tahoma" w:hAnsi="Tahoma" w:cs="Tahoma"/>
-                        <w:sz w:val="16"/>
-                        <w:szCs w:val="16"/>
-                      </w:rPr>
-                      <w:t xml:space="preserve"> District: </w:t>
+                      <w:t xml:space="preserve">Mouza: Depashai, U.P: Sombag, Kalampur, P.S: Dhamrai District: </w:t>
                     </w:r>
                     <w:r>
                       <w:rPr>
@@ -2119,25 +1763,7 @@
                         <w:sz w:val="16"/>
                         <w:szCs w:val="16"/>
                       </w:rPr>
-                      <w:t xml:space="preserve">Dhaka, </w:t>
-                    </w:r>
-                    <w:proofErr w:type="spellStart"/>
-                    <w:r>
-                      <w:rPr>
-                        <w:rFonts w:ascii="Tahoma" w:hAnsi="Tahoma" w:cs="Tahoma"/>
-                        <w:sz w:val="16"/>
-                        <w:szCs w:val="16"/>
-                      </w:rPr>
-                      <w:t>Bangladesh.Web</w:t>
-                    </w:r>
-                    <w:proofErr w:type="spellEnd"/>
-                    <w:r>
-                      <w:rPr>
-                        <w:rFonts w:ascii="Tahoma" w:hAnsi="Tahoma" w:cs="Tahoma"/>
-                        <w:sz w:val="16"/>
-                        <w:szCs w:val="16"/>
-                      </w:rPr>
-                      <w:t>: www.ocl-bd.com Phone: +8809612223355</w:t>
+                      <w:t>Dhaka, Bangladesh.Web: www.ocl-bd.com Phone: +8809612223355</w:t>
                     </w:r>
                   </w:p>
                 </w:txbxContent>
@@ -2166,7 +1792,7 @@
       <mc:AlternateContent>
         <mc:Choice Requires="wps">
           <w:drawing>
-            <wp:anchor distT="0" distB="0" distL="114300" distR="114300" simplePos="0" relativeHeight="251660288" behindDoc="0" locked="0" layoutInCell="1" allowOverlap="1" wp14:anchorId="773CA069" wp14:editId="49DDE0F9">
+            <wp:anchor distT="0" distB="0" distL="114300" distR="114300" simplePos="0" relativeHeight="251657216" behindDoc="0" locked="0" layoutInCell="1" allowOverlap="1" wp14:anchorId="773CA069" wp14:editId="49DDE0F9">
               <wp:simplePos x="0" y="0"/>
               <wp:positionH relativeFrom="column">
                 <wp:posOffset>-78105</wp:posOffset>
@@ -2261,7 +1887,7 @@
         </mc:Choice>
         <mc:Fallback>
           <w:pict>
-            <v:rect w14:anchorId="773CA069" id="Rectangle 10" o:spid="_x0000_s1028" style="position:absolute;left:0;text-align:left;margin-left:-6.15pt;margin-top:53pt;width:210.1pt;height:18.4pt;z-index:251660288;visibility:visible;mso-wrap-style:square;mso-width-percent:0;mso-height-percent:0;mso-wrap-distance-left:9pt;mso-wrap-distance-top:0;mso-wrap-distance-right:9pt;mso-wrap-distance-bottom:0;mso-position-horizontal:absolute;mso-position-horizontal-relative:text;mso-position-vertical:absolute;mso-position-vertical-relative:text;mso-width-percent:0;mso-height-percent:0;mso-width-relative:margin;mso-height-relative:margin;v-text-anchor:middle" o:gfxdata="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" fillcolor="white [3212]" strokecolor="white [3212]" strokeweight="1pt">
+            <v:rect w14:anchorId="773CA069" id="Rectangle 10" o:spid="_x0000_s1028" style="position:absolute;left:0;text-align:left;margin-left:-6.15pt;margin-top:53pt;width:210.1pt;height:18.4pt;z-index:251657216;visibility:visible;mso-wrap-style:square;mso-width-percent:0;mso-height-percent:0;mso-wrap-distance-left:9pt;mso-wrap-distance-top:0;mso-wrap-distance-right:9pt;mso-wrap-distance-bottom:0;mso-position-horizontal:absolute;mso-position-horizontal-relative:text;mso-position-vertical:absolute;mso-position-vertical-relative:text;mso-width-percent:0;mso-height-percent:0;mso-width-relative:margin;mso-height-relative:margin;v-text-anchor:middle" o:gfxdata="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" fillcolor="white [3212]" strokecolor="white [3212]" strokeweight="1pt">
               <v:textbox>
                 <w:txbxContent>
                   <w:p>
@@ -2344,6 +1970,66 @@
         </wp:inline>
       </w:drawing>
     </w:r>
+    <w:r>
+      <w:rPr>
+        <w:noProof/>
+      </w:rPr>
+      <w:drawing>
+        <wp:inline distT="0" distB="0" distL="0" distR="0" wp14:anchorId="0189AB99" wp14:editId="1988BEC9">
+          <wp:extent cx="1866900" cy="685800"/>
+          <wp:effectExtent l="0" t="0" r="0" b="0"/>
+          <wp:docPr id="9" name="GatepassQR">
+            <a:extLst xmlns:a="http://schemas.openxmlformats.org/drawingml/2006/main">
+              <a:ext uri="{FF2B5EF4-FFF2-40B4-BE49-F238E27FC236}">
+                <a16:creationId xmlns:a16="http://schemas.microsoft.com/office/drawing/2014/main" id="{7F4A5623-C425-4FE2-9C0A-74F341C7F1BD}"/>
+              </a:ext>
+            </a:extLst>
+          </wp:docPr>
+          <wp:cNvGraphicFramePr>
+            <a:graphicFrameLocks xmlns:a="http://schemas.openxmlformats.org/drawingml/2006/main" noChangeAspect="1"/>
+          </wp:cNvGraphicFramePr>
+          <a:graphic xmlns:a="http://schemas.openxmlformats.org/drawingml/2006/main">
+            <a:graphicData uri="http://schemas.openxmlformats.org/drawingml/2006/picture">
+              <pic:pic xmlns:pic="http://schemas.openxmlformats.org/drawingml/2006/picture">
+                <pic:nvPicPr>
+                  <pic:cNvPr id="2" name="GatepassQR">
+                    <a:extLst>
+                      <a:ext uri="{FF2B5EF4-FFF2-40B4-BE49-F238E27FC236}">
+                        <a16:creationId xmlns:a16="http://schemas.microsoft.com/office/drawing/2014/main" id="{7F4A5623-C425-4FE2-9C0A-74F341C7F1BD}"/>
+                      </a:ext>
+                    </a:extLst>
+                  </pic:cNvPr>
+                  <pic:cNvPicPr>
+                    <a:picLocks noChangeAspect="1"/>
+                  </pic:cNvPicPr>
+                </pic:nvPicPr>
+                <pic:blipFill>
+                  <a:blip r:embed="rId2" cstate="print">
+                    <a:extLst>
+                      <a:ext uri="{28A0092B-C50C-407E-A947-70E740481C1C}">
+                        <a14:useLocalDpi xmlns:a14="http://schemas.microsoft.com/office/drawing/2010/main" val="0"/>
+                      </a:ext>
+                    </a:extLst>
+                  </a:blip>
+                  <a:stretch>
+                    <a:fillRect/>
+                  </a:stretch>
+                </pic:blipFill>
+                <pic:spPr>
+                  <a:xfrm>
+                    <a:off x="0" y="0"/>
+                    <a:ext cx="1866900" cy="685800"/>
+                  </a:xfrm>
+                  <a:prstGeom prst="rect">
+                    <a:avLst/>
+                  </a:prstGeom>
+                </pic:spPr>
+              </pic:pic>
+            </a:graphicData>
+          </a:graphic>
+        </wp:inline>
+      </w:drawing>
+    </w:r>
   </w:p>
   <w:p>
     <w:pPr>
@@ -2361,6 +2047,16 @@
       <w:tab/>
     </w:r>
   </w:p>
+  <w:p>
+    <w:pPr>
+      <w:pStyle w:val="Header"/>
+    </w:pPr>
+  </w:p>
+</w:hdr>
+</file>
+
+<file path=word/header3.xml><?xml version="1.0" encoding="utf-8"?>
+<w:hdr xmlns:wpc="http://schemas.microsoft.com/office/word/2010/wordprocessingCanvas" xmlns:cx="http://schemas.microsoft.com/office/drawing/2014/chartex" xmlns:cx1="http://schemas.microsoft.com/office/drawing/2015/9/8/chartex" xmlns:cx2="http://schemas.microsoft.com/office/drawing/2015/10/21/chartex" xmlns:cx3="http://schemas.microsoft.com/office/drawing/2016/5/9/chartex" xmlns:cx4="http://schemas.microsoft.com/office/drawing/2016/5/10/chartex" xmlns:cx5="http://schemas.microsoft.com/office/drawing/2016/5/11/chartex" xmlns:cx6="http://schemas.microsoft.com/office/drawing/2016/5/12/chartex" xmlns:cx7="http://schemas.microsoft.com/office/drawing/2016/5/13/chartex" xmlns:cx8="http://schemas.microsoft.com/office/drawing/2016/5/14/chartex" xmlns:mc="http://schemas.openxmlformats.org/markup-compatibility/2006" xmlns:aink="http://schemas.microsoft.com/office/drawing/2016/ink" xmlns:am3d="http://schemas.microsoft.com/office/drawing/2017/model3d" xmlns:o="urn:schemas-microsoft-com:office:office" xmlns:r="http://schemas.openxmlformats.org/officeDocument/2006/relationships" xmlns:m="http://schemas.openxmlformats.org/officeDocument/2006/math" xmlns:v="urn:schemas-microsoft-com:vml" xmlns:wp14="http://schemas.microsoft.com/office/word/2010/wordprocessingDrawing" xmlns:wp="http://schemas.openxmlformats.org/drawingml/2006/wordprocessingDrawing" xmlns:w10="urn:schemas-microsoft-com:office:word" xmlns:w="http://schemas.openxmlformats.org/wordprocessingml/2006/main" xmlns:w14="http://schemas.microsoft.com/office/word/2010/wordml" xmlns:w15="http://schemas.microsoft.com/office/word/2012/wordml" xmlns:w16cex="http://schemas.microsoft.com/office/word/2018/wordml/cex" xmlns:w16cid="http://schemas.microsoft.com/office/word/2016/wordml/cid" xmlns:w16="http://schemas.microsoft.com/office/word/2018/wordml" xmlns:w16sdtdh="http://schemas.microsoft.com/office/word/2020/wordml/sdtdatahash" xmlns:w16se="http://schemas.microsoft.com/office/word/2015/wordml/symex" xmlns:wpg="http://schemas.microsoft.com/office/word/2010/wordprocessingGroup" xmlns:wpi="http://schemas.microsoft.com/office/word/2010/wordprocessingInk" xmlns:wne="http://schemas.microsoft.com/office/word/2006/wordml" xmlns:wps="http://schemas.microsoft.com/office/word/2010/wordprocessingShape" mc:Ignorable="w14 w15 w16se w16cid w16 w16cex w16sdtdh wp14">
   <w:p>
     <w:pPr>
       <w:pStyle w:val="Header"/>

--- a/APLOS/POPResources/Templates/InOutGatePassSales20171.docx
+++ b/APLOS/POPResources/Templates/InOutGatePassSales20171.docx
@@ -178,6 +178,7 @@
                 <w:szCs w:val="16"/>
               </w:rPr>
             </w:pPr>
+            <w:proofErr w:type="spellStart"/>
             <w:r>
               <w:rPr>
                 <w:rFonts w:ascii="Tahoma" w:eastAsia="Arial" w:hAnsi="Tahoma" w:cs="Tahoma"/>
@@ -186,8 +187,9 @@
                 <w:sz w:val="16"/>
                 <w:szCs w:val="16"/>
               </w:rPr>
-              <w:t>GatePass No:</w:t>
-            </w:r>
+              <w:t>GatePass</w:t>
+            </w:r>
+            <w:proofErr w:type="spellEnd"/>
             <w:r>
               <w:rPr>
                 <w:rFonts w:ascii="Tahoma" w:eastAsia="Arial" w:hAnsi="Tahoma" w:cs="Tahoma"/>
@@ -196,6 +198,16 @@
                 <w:sz w:val="16"/>
                 <w:szCs w:val="16"/>
               </w:rPr>
+              <w:t xml:space="preserve"> No:</w:t>
+            </w:r>
+            <w:r>
+              <w:rPr>
+                <w:rFonts w:ascii="Tahoma" w:eastAsia="Arial" w:hAnsi="Tahoma" w:cs="Tahoma"/>
+                <w:b/>
+                <w:bCs/>
+                <w:sz w:val="16"/>
+                <w:szCs w:val="16"/>
+              </w:rPr>
               <w:t xml:space="preserve"> </w:t>
             </w:r>
             <w:r>
@@ -253,7 +265,39 @@
                 <w:sz w:val="16"/>
                 <w:szCs w:val="16"/>
               </w:rPr>
-              <w:t xml:space="preserve">:  </w:t>
+              <w:t xml:space="preserve">           </w:t>
+            </w:r>
+            <w:proofErr w:type="gramStart"/>
+            <w:r>
+              <w:rPr>
+                <w:rFonts w:ascii="Tahoma" w:eastAsia="Arial" w:hAnsi="Tahoma" w:cs="Tahoma"/>
+                <w:b/>
+                <w:bCs/>
+                <w:sz w:val="16"/>
+                <w:szCs w:val="16"/>
+              </w:rPr>
+              <w:t xml:space="preserve">  </w:t>
+            </w:r>
+            <w:r>
+              <w:rPr>
+                <w:rFonts w:ascii="Tahoma" w:eastAsia="Arial" w:hAnsi="Tahoma" w:cs="Tahoma"/>
+                <w:b/>
+                <w:bCs/>
+                <w:sz w:val="16"/>
+                <w:szCs w:val="16"/>
+              </w:rPr>
+              <w:t>:</w:t>
+            </w:r>
+            <w:proofErr w:type="gramEnd"/>
+            <w:r>
+              <w:rPr>
+                <w:rFonts w:ascii="Tahoma" w:eastAsia="Arial" w:hAnsi="Tahoma" w:cs="Tahoma"/>
+                <w:b/>
+                <w:bCs/>
+                <w:sz w:val="16"/>
+                <w:szCs w:val="16"/>
+              </w:rPr>
+              <w:t xml:space="preserve"> </w:t>
             </w:r>
             <w:r>
               <w:rPr>
@@ -262,7 +306,27 @@
                 <w:sz w:val="16"/>
                 <w:szCs w:val="16"/>
               </w:rPr>
-              <w:t>{GatepassEntryDate}</w:t>
+              <w:t>{</w:t>
+            </w:r>
+            <w:proofErr w:type="spellStart"/>
+            <w:r>
+              <w:rPr>
+                <w:rFonts w:ascii="Tahoma" w:eastAsia="Times New Roman" w:hAnsi="Tahoma" w:cs="Tahoma"/>
+                <w:color w:val="000000"/>
+                <w:sz w:val="16"/>
+                <w:szCs w:val="16"/>
+              </w:rPr>
+              <w:t>GatepassEntryDate</w:t>
+            </w:r>
+            <w:proofErr w:type="spellEnd"/>
+            <w:r>
+              <w:rPr>
+                <w:rFonts w:ascii="Tahoma" w:eastAsia="Times New Roman" w:hAnsi="Tahoma" w:cs="Tahoma"/>
+                <w:color w:val="000000"/>
+                <w:sz w:val="16"/>
+                <w:szCs w:val="16"/>
+              </w:rPr>
+              <w:t>}</w:t>
             </w:r>
           </w:p>
           <w:p>
@@ -305,6 +369,7 @@
               </w:rPr>
               <w:t>: {</w:t>
             </w:r>
+            <w:proofErr w:type="spellStart"/>
             <w:r>
               <w:rPr>
                 <w:rFonts w:ascii="Consolas" w:hAnsi="Consolas" w:cs="Consolas"/>
@@ -314,56 +379,7 @@
               </w:rPr>
               <w:t>DisposalNo</w:t>
             </w:r>
-            <w:r>
-              <w:rPr>
-                <w:rFonts w:ascii="Tahoma" w:eastAsia="Arial" w:hAnsi="Tahoma" w:cs="Tahoma"/>
-                <w:b/>
-                <w:bCs/>
-                <w:sz w:val="16"/>
-                <w:szCs w:val="16"/>
-              </w:rPr>
-              <w:t>}</w:t>
-            </w:r>
-          </w:p>
-          <w:p>
-            <w:pPr>
-              <w:rPr>
-                <w:rFonts w:ascii="Tahoma" w:eastAsia="Arial" w:hAnsi="Tahoma" w:cs="Tahoma"/>
-                <w:b/>
-                <w:bCs/>
-                <w:sz w:val="16"/>
-                <w:szCs w:val="16"/>
-              </w:rPr>
-            </w:pPr>
-            <w:r>
-              <w:rPr>
-                <w:rFonts w:ascii="Tahoma" w:eastAsia="Arial" w:hAnsi="Tahoma" w:cs="Tahoma"/>
-                <w:b/>
-                <w:bCs/>
-                <w:sz w:val="16"/>
-                <w:szCs w:val="16"/>
-              </w:rPr>
-              <w:t>Disposal Type</w:t>
-            </w:r>
-            <w:r>
-              <w:rPr>
-                <w:rFonts w:ascii="Tahoma" w:eastAsia="Arial" w:hAnsi="Tahoma" w:cs="Tahoma"/>
-                <w:b/>
-                <w:bCs/>
-                <w:sz w:val="16"/>
-                <w:szCs w:val="16"/>
-              </w:rPr>
-              <w:t>: {</w:t>
-            </w:r>
-            <w:r>
-              <w:rPr>
-                <w:rFonts w:ascii="Consolas" w:hAnsi="Consolas" w:cs="Consolas"/>
-                <w:color w:val="0000FF"/>
-                <w:sz w:val="19"/>
-                <w:szCs w:val="19"/>
-              </w:rPr>
-              <w:t>Status</w:t>
-            </w:r>
+            <w:proofErr w:type="spellEnd"/>
             <w:r>
               <w:rPr>
                 <w:rFonts w:ascii="Tahoma" w:eastAsia="Arial" w:hAnsi="Tahoma" w:cs="Tahoma"/>
@@ -398,7 +414,49 @@
                 <w:sz w:val="16"/>
                 <w:szCs w:val="16"/>
               </w:rPr>
-              <w:t xml:space="preserve">From: </w:t>
+              <w:t>From</w:t>
+            </w:r>
+            <w:r>
+              <w:rPr>
+                <w:rFonts w:ascii="Tahoma" w:eastAsia="Arial" w:hAnsi="Tahoma" w:cs="Tahoma"/>
+                <w:b/>
+                <w:bCs/>
+                <w:sz w:val="16"/>
+                <w:szCs w:val="16"/>
+              </w:rPr>
+              <w:t xml:space="preserve">    </w:t>
+            </w:r>
+            <w:proofErr w:type="gramStart"/>
+            <w:r>
+              <w:rPr>
+                <w:rFonts w:ascii="Tahoma" w:eastAsia="Arial" w:hAnsi="Tahoma" w:cs="Tahoma"/>
+                <w:b/>
+                <w:bCs/>
+                <w:sz w:val="16"/>
+                <w:szCs w:val="16"/>
+              </w:rPr>
+              <w:t xml:space="preserve">  </w:t>
+            </w:r>
+            <w:r>
+              <w:rPr>
+                <w:rFonts w:ascii="Tahoma" w:eastAsia="Arial" w:hAnsi="Tahoma" w:cs="Tahoma"/>
+                <w:b/>
+                <w:bCs/>
+                <w:sz w:val="16"/>
+                <w:szCs w:val="16"/>
+              </w:rPr>
+              <w:t>:</w:t>
+            </w:r>
+            <w:proofErr w:type="gramEnd"/>
+            <w:r>
+              <w:rPr>
+                <w:rFonts w:ascii="Tahoma" w:eastAsia="Arial" w:hAnsi="Tahoma" w:cs="Tahoma"/>
+                <w:b/>
+                <w:bCs/>
+                <w:sz w:val="16"/>
+                <w:szCs w:val="16"/>
+              </w:rPr>
+              <w:t xml:space="preserve"> </w:t>
             </w:r>
             <w:r>
               <w:rPr>
@@ -409,6 +467,7 @@
               </w:rPr>
               <w:t>{</w:t>
             </w:r>
+            <w:proofErr w:type="spellStart"/>
             <w:r>
               <w:rPr>
                 <w:rFonts w:ascii="Tahoma" w:hAnsi="Tahoma" w:cs="Tahoma"/>
@@ -418,6 +477,7 @@
               </w:rPr>
               <w:t>SenderName</w:t>
             </w:r>
+            <w:proofErr w:type="spellEnd"/>
             <w:r>
               <w:rPr>
                 <w:rFonts w:ascii="Tahoma" w:eastAsia="Times New Roman" w:hAnsi="Tahoma" w:cs="Tahoma"/>
@@ -437,6 +497,7 @@
                 <w:szCs w:val="16"/>
               </w:rPr>
             </w:pPr>
+            <w:proofErr w:type="gramStart"/>
             <w:r>
               <w:rPr>
                 <w:rFonts w:ascii="Tahoma" w:eastAsia="Times New Roman" w:hAnsi="Tahoma" w:cs="Tahoma"/>
@@ -447,6 +508,7 @@
               </w:rPr>
               <w:t>Through :</w:t>
             </w:r>
+            <w:proofErr w:type="gramEnd"/>
             <w:r>
               <w:rPr>
                 <w:rFonts w:ascii="Tahoma" w:eastAsia="Times New Roman" w:hAnsi="Tahoma" w:cs="Tahoma"/>
@@ -485,6 +547,45 @@
                 <w:szCs w:val="16"/>
               </w:rPr>
             </w:pPr>
+            <w:r>
+              <w:rPr>
+                <w:rFonts w:ascii="Tahoma" w:eastAsia="Arial" w:hAnsi="Tahoma" w:cs="Tahoma"/>
+                <w:b/>
+                <w:bCs/>
+                <w:sz w:val="16"/>
+                <w:szCs w:val="16"/>
+              </w:rPr>
+              <w:t>Disposal Type</w:t>
+            </w:r>
+            <w:r>
+              <w:rPr>
+                <w:rFonts w:ascii="Tahoma" w:eastAsia="Arial" w:hAnsi="Tahoma" w:cs="Tahoma"/>
+                <w:b/>
+                <w:bCs/>
+                <w:sz w:val="16"/>
+                <w:szCs w:val="16"/>
+              </w:rPr>
+              <w:t>: {</w:t>
+            </w:r>
+            <w:r>
+              <w:rPr>
+                <w:rFonts w:ascii="Consolas" w:hAnsi="Consolas" w:cs="Consolas"/>
+                <w:color w:val="0000FF"/>
+                <w:sz w:val="19"/>
+                <w:szCs w:val="19"/>
+              </w:rPr>
+              <w:t>Status</w:t>
+            </w:r>
+            <w:r>
+              <w:rPr>
+                <w:rFonts w:ascii="Tahoma" w:eastAsia="Arial" w:hAnsi="Tahoma" w:cs="Tahoma"/>
+                <w:b/>
+                <w:bCs/>
+                <w:sz w:val="16"/>
+                <w:szCs w:val="16"/>
+              </w:rPr>
+              <w:t>}</w:t>
+            </w:r>
           </w:p>
         </w:tc>
         <w:tc>
@@ -532,6 +633,7 @@
               </w:rPr>
               <w:t>{</w:t>
             </w:r>
+            <w:proofErr w:type="spellStart"/>
             <w:r>
               <w:rPr>
                 <w:rFonts w:ascii="Consolas" w:hAnsi="Consolas" w:cs="Consolas"/>
@@ -541,6 +643,7 @@
               </w:rPr>
               <w:t>DeliveryParty</w:t>
             </w:r>
+            <w:proofErr w:type="spellEnd"/>
             <w:r>
               <w:rPr>
                 <w:rFonts w:ascii="Tahoma" w:hAnsi="Tahoma" w:cs="Tahoma"/>
@@ -570,11 +673,40 @@
             <w:r>
               <w:rPr>
                 <w:rFonts w:ascii="Tahoma" w:hAnsi="Tahoma" w:cs="Tahoma"/>
-                <w:sz w:val="16"/>
-                <w:szCs w:val="16"/>
-              </w:rPr>
-              <w:t>: {</w:t>
-            </w:r>
+                <w:b/>
+                <w:sz w:val="16"/>
+                <w:szCs w:val="16"/>
+              </w:rPr>
+              <w:t xml:space="preserve"> </w:t>
+            </w:r>
+            <w:proofErr w:type="gramStart"/>
+            <w:r>
+              <w:rPr>
+                <w:rFonts w:ascii="Tahoma" w:hAnsi="Tahoma" w:cs="Tahoma"/>
+                <w:b/>
+                <w:sz w:val="16"/>
+                <w:szCs w:val="16"/>
+              </w:rPr>
+              <w:t xml:space="preserve">  </w:t>
+            </w:r>
+            <w:r>
+              <w:rPr>
+                <w:rFonts w:ascii="Tahoma" w:hAnsi="Tahoma" w:cs="Tahoma"/>
+                <w:sz w:val="16"/>
+                <w:szCs w:val="16"/>
+              </w:rPr>
+              <w:t>:</w:t>
+            </w:r>
+            <w:proofErr w:type="gramEnd"/>
+            <w:r>
+              <w:rPr>
+                <w:rFonts w:ascii="Tahoma" w:hAnsi="Tahoma" w:cs="Tahoma"/>
+                <w:sz w:val="16"/>
+                <w:szCs w:val="16"/>
+              </w:rPr>
+              <w:t xml:space="preserve"> {</w:t>
+            </w:r>
+            <w:proofErr w:type="spellStart"/>
             <w:r>
               <w:rPr>
                 <w:rFonts w:ascii="Consolas" w:hAnsi="Consolas" w:cs="Consolas"/>
@@ -584,6 +716,7 @@
               </w:rPr>
               <w:t>DeliveryByAddress</w:t>
             </w:r>
+            <w:proofErr w:type="spellEnd"/>
             <w:r>
               <w:rPr>
                 <w:rFonts w:ascii="Tahoma" w:hAnsi="Tahoma" w:cs="Tahoma"/>
@@ -637,7 +770,29 @@
                 <w:sz w:val="16"/>
                 <w:szCs w:val="16"/>
               </w:rPr>
-              <w:t>{materialItems}</w:t>
+              <w:t>{</w:t>
+            </w:r>
+            <w:proofErr w:type="spellStart"/>
+            <w:r>
+              <w:rPr>
+                <w:rFonts w:ascii="Tahoma" w:eastAsia="Arial" w:hAnsi="Tahoma" w:cs="Tahoma"/>
+                <w:b/>
+                <w:bCs/>
+                <w:sz w:val="16"/>
+                <w:szCs w:val="16"/>
+              </w:rPr>
+              <w:t>materialItems</w:t>
+            </w:r>
+            <w:proofErr w:type="spellEnd"/>
+            <w:r>
+              <w:rPr>
+                <w:rFonts w:ascii="Tahoma" w:eastAsia="Arial" w:hAnsi="Tahoma" w:cs="Tahoma"/>
+                <w:b/>
+                <w:bCs/>
+                <w:sz w:val="16"/>
+                <w:szCs w:val="16"/>
+              </w:rPr>
+              <w:t>}</w:t>
             </w:r>
           </w:p>
           <w:p>
@@ -757,6 +912,7 @@
                       <w:szCs w:val="16"/>
                     </w:rPr>
                   </w:pPr>
+                  <w:proofErr w:type="gramStart"/>
                   <w:r>
                     <w:rPr>
                       <w:rFonts w:ascii="Tahoma" w:eastAsia="Arial" w:hAnsi="Tahoma" w:cs="Tahoma"/>
@@ -775,7 +931,18 @@
                       <w:sz w:val="16"/>
                       <w:szCs w:val="16"/>
                     </w:rPr>
-                    <w:t xml:space="preserve"> Odyssey Craft (Pvt.) Ltd.</w:t>
+                    <w:t xml:space="preserve"> Odyssey</w:t>
+                  </w:r>
+                  <w:proofErr w:type="gramEnd"/>
+                  <w:r>
+                    <w:rPr>
+                      <w:rFonts w:ascii="Tahoma" w:hAnsi="Tahoma" w:cs="Tahoma"/>
+                      <w:b/>
+                      <w:color w:val="000000" w:themeColor="text1"/>
+                      <w:sz w:val="16"/>
+                      <w:szCs w:val="16"/>
+                    </w:rPr>
+                    <w:t xml:space="preserve"> Craft (Pvt.) Ltd.</w:t>
                   </w:r>
                 </w:p>
                 <w:p>
@@ -905,6 +1072,7 @@
                     </w:rPr>
                     <w:t>: {</w:t>
                   </w:r>
+                  <w:proofErr w:type="spellStart"/>
                   <w:r>
                     <w:rPr>
                       <w:rFonts w:ascii="Consolas" w:hAnsi="Consolas" w:cs="Consolas"/>
@@ -914,6 +1082,7 @@
                     </w:rPr>
                     <w:t>DeliveryParty</w:t>
                   </w:r>
+                  <w:proofErr w:type="spellEnd"/>
                   <w:r>
                     <w:rPr>
                       <w:rFonts w:ascii="Tahoma" w:hAnsi="Tahoma" w:cs="Tahoma"/>
@@ -1064,7 +1233,7 @@
                     <mc:AlternateContent>
                       <mc:Choice Requires="wps">
                         <w:drawing>
-                          <wp:anchor distT="0" distB="0" distL="114300" distR="114300" simplePos="0" relativeHeight="251652608" behindDoc="0" locked="0" layoutInCell="1" allowOverlap="1" wp14:anchorId="1A7D440C" wp14:editId="3A0D454C">
+                          <wp:anchor distT="0" distB="0" distL="114300" distR="114300" simplePos="0" relativeHeight="251652608" behindDoc="0" locked="0" layoutInCell="1" allowOverlap="1" wp14:anchorId="1A7D440C" wp14:editId="7757331B">
                             <wp:simplePos x="0" y="0"/>
                             <wp:positionH relativeFrom="column">
                               <wp:posOffset>383540</wp:posOffset>
@@ -1114,7 +1283,7 @@
                       </mc:Choice>
                       <mc:Fallback>
                         <w:pict>
-                          <v:line w14:anchorId="44D66A98" id="Straight Connector 3" o:spid="_x0000_s1026" style="position:absolute;flip:x;z-index:251652608;visibility:visible;mso-wrap-style:square;mso-width-percent:0;mso-height-percent:0;mso-wrap-distance-left:9pt;mso-wrap-distance-top:0;mso-wrap-distance-right:9pt;mso-wrap-distance-bottom:0;mso-position-horizontal:absolute;mso-position-horizontal-relative:text;mso-position-vertical:absolute;mso-position-vertical-relative:text;mso-width-percent:0;mso-height-percent:0;mso-width-relative:margin;mso-height-relative:margin" from="30.2pt,9.8pt" to="139.75pt,9.8pt" o:gfxdata="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" strokecolor="windowText" strokeweight=".5pt">
+                          <v:line w14:anchorId="2AF6585E" id="Straight Connector 3" o:spid="_x0000_s1026" style="position:absolute;flip:x;z-index:251652608;visibility:visible;mso-wrap-style:square;mso-width-percent:0;mso-height-percent:0;mso-wrap-distance-left:9pt;mso-wrap-distance-top:0;mso-wrap-distance-right:9pt;mso-wrap-distance-bottom:0;mso-position-horizontal:absolute;mso-position-horizontal-relative:text;mso-position-vertical:absolute;mso-position-vertical-relative:text;mso-width-percent:0;mso-height-percent:0;mso-width-relative:margin;mso-height-relative:margin" from="30.2pt,9.8pt" to="139.75pt,9.8pt" o:gfxdata="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" strokecolor="windowText" strokeweight=".5pt">
                             <v:stroke joinstyle="miter"/>
                           </v:line>
                         </w:pict>
@@ -1148,6 +1317,7 @@
                     </w:rPr>
                     <w:t>{</w:t>
                   </w:r>
+                  <w:proofErr w:type="spellStart"/>
                   <w:r>
                     <w:rPr>
                       <w:rFonts w:ascii="Tahoma" w:hAnsi="Tahoma" w:cs="Tahoma"/>
@@ -1158,6 +1328,7 @@
                     </w:rPr>
                     <w:t>AddedBy</w:t>
                   </w:r>
+                  <w:proofErr w:type="spellEnd"/>
                   <w:r>
                     <w:rPr>
                       <w:rFonts w:ascii="Tahoma" w:eastAsia="Arial" w:hAnsi="Tahoma" w:cs="Tahoma"/>
@@ -1253,7 +1424,7 @@
                       </mc:Choice>
                       <mc:Fallback>
                         <w:pict>
-                          <v:line w14:anchorId="0FAEDC0B" id="Straight Connector 2" o:spid="_x0000_s1026" style="position:absolute;z-index:251662848;visibility:visible;mso-wrap-style:square;mso-wrap-distance-left:9pt;mso-wrap-distance-top:0;mso-wrap-distance-right:9pt;mso-wrap-distance-bottom:0;mso-position-horizontal:absolute;mso-position-horizontal-relative:text;mso-position-vertical:absolute;mso-position-vertical-relative:text" from="31.15pt,9.8pt" to="143.2pt,9.8pt" o:gfxdata="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" strokecolor="windowText" strokeweight=".5pt">
+                          <v:line w14:anchorId="2F1F9006" id="Straight Connector 2" o:spid="_x0000_s1026" style="position:absolute;z-index:251662848;visibility:visible;mso-wrap-style:square;mso-wrap-distance-left:9pt;mso-wrap-distance-top:0;mso-wrap-distance-right:9pt;mso-wrap-distance-bottom:0;mso-position-horizontal:absolute;mso-position-horizontal-relative:text;mso-position-vertical:absolute;mso-position-vertical-relative:text" from="31.15pt,9.8pt" to="143.2pt,9.8pt" o:gfxdata="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" strokecolor="windowText" strokeweight=".5pt">
                             <v:stroke joinstyle="miter"/>
                           </v:line>
                         </w:pict>
@@ -1278,6 +1449,7 @@
                     </w:rPr>
                     <w:t xml:space="preserve">  {</w:t>
                   </w:r>
+                  <w:proofErr w:type="spellStart"/>
                   <w:r>
                     <w:rPr>
                       <w:rFonts w:ascii="Tahoma" w:hAnsi="Tahoma" w:cs="Tahoma"/>
@@ -1288,6 +1460,7 @@
                     </w:rPr>
                     <w:t>AuthorizedBy</w:t>
                   </w:r>
+                  <w:proofErr w:type="spellEnd"/>
                   <w:r>
                     <w:rPr>
                       <w:rFonts w:ascii="Tahoma" w:eastAsia="Arial" w:hAnsi="Tahoma" w:cs="Tahoma"/>
@@ -1430,6 +1603,82 @@
           <w:szCs w:val="20"/>
         </w:rPr>
       </w:pPr>
+      <w:r>
+        <w:rPr>
+          <w:noProof/>
+        </w:rPr>
+        <w:drawing>
+          <wp:anchor distT="0" distB="0" distL="114300" distR="114300" simplePos="0" relativeHeight="251658752" behindDoc="1" locked="0" layoutInCell="1" allowOverlap="1" wp14:anchorId="38A655E7" wp14:editId="4A661F76">
+            <wp:simplePos x="0" y="0"/>
+            <wp:positionH relativeFrom="column">
+              <wp:posOffset>3476625</wp:posOffset>
+            </wp:positionH>
+            <wp:positionV relativeFrom="paragraph">
+              <wp:posOffset>3169920</wp:posOffset>
+            </wp:positionV>
+            <wp:extent cx="1845945" cy="684530"/>
+            <wp:effectExtent l="0" t="0" r="1905" b="1270"/>
+            <wp:wrapTight wrapText="bothSides">
+              <wp:wrapPolygon edited="0">
+                <wp:start x="0" y="0"/>
+                <wp:lineTo x="0" y="21039"/>
+                <wp:lineTo x="21399" y="21039"/>
+                <wp:lineTo x="21399" y="0"/>
+                <wp:lineTo x="0" y="0"/>
+              </wp:wrapPolygon>
+            </wp:wrapTight>
+            <wp:docPr id="9" name="GatepassQR" title="GatepassQR">
+              <a:extLst xmlns:a="http://schemas.openxmlformats.org/drawingml/2006/main">
+                <a:ext uri="{FF2B5EF4-FFF2-40B4-BE49-F238E27FC236}">
+                  <a16:creationId xmlns:a16="http://schemas.microsoft.com/office/drawing/2014/main" id="{7F4A5623-C425-4FE2-9C0A-74F341C7F1BD}"/>
+                </a:ext>
+              </a:extLst>
+            </wp:docPr>
+            <wp:cNvGraphicFramePr>
+              <a:graphicFrameLocks xmlns:a="http://schemas.openxmlformats.org/drawingml/2006/main" noChangeAspect="1"/>
+            </wp:cNvGraphicFramePr>
+            <a:graphic xmlns:a="http://schemas.openxmlformats.org/drawingml/2006/main">
+              <a:graphicData uri="http://schemas.openxmlformats.org/drawingml/2006/picture">
+                <pic:pic xmlns:pic="http://schemas.openxmlformats.org/drawingml/2006/picture">
+                  <pic:nvPicPr>
+                    <pic:cNvPr id="9" name="GatepassQR" title="GatepassQR">
+                      <a:extLst>
+                        <a:ext uri="{FF2B5EF4-FFF2-40B4-BE49-F238E27FC236}">
+                          <a16:creationId xmlns:a16="http://schemas.microsoft.com/office/drawing/2014/main" id="{7F4A5623-C425-4FE2-9C0A-74F341C7F1BD}"/>
+                        </a:ext>
+                      </a:extLst>
+                    </pic:cNvPr>
+                    <pic:cNvPicPr>
+                      <a:picLocks noChangeAspect="1"/>
+                    </pic:cNvPicPr>
+                  </pic:nvPicPr>
+                  <pic:blipFill>
+                    <a:blip r:embed="rId8" cstate="print">
+                      <a:extLst>
+                        <a:ext uri="{28A0092B-C50C-407E-A947-70E740481C1C}">
+                          <a14:useLocalDpi xmlns:a14="http://schemas.microsoft.com/office/drawing/2010/main" val="0"/>
+                        </a:ext>
+                      </a:extLst>
+                    </a:blip>
+                    <a:stretch>
+                      <a:fillRect/>
+                    </a:stretch>
+                  </pic:blipFill>
+                  <pic:spPr>
+                    <a:xfrm>
+                      <a:off x="0" y="0"/>
+                      <a:ext cx="1845945" cy="684530"/>
+                    </a:xfrm>
+                    <a:prstGeom prst="rect">
+                      <a:avLst/>
+                    </a:prstGeom>
+                  </pic:spPr>
+                </pic:pic>
+              </a:graphicData>
+            </a:graphic>
+          </wp:anchor>
+        </w:drawing>
+      </w:r>
     </w:p>
     <w:p>
       <w:pPr>
@@ -1464,12 +1713,8 @@
       </w:pPr>
     </w:p>
     <w:sectPr>
-      <w:headerReference w:type="even" r:id="rId8"/>
       <w:headerReference w:type="default" r:id="rId9"/>
-      <w:footerReference w:type="even" r:id="rId10"/>
-      <w:footerReference w:type="default" r:id="rId11"/>
-      <w:headerReference w:type="first" r:id="rId12"/>
-      <w:footerReference w:type="first" r:id="rId13"/>
+      <w:footerReference w:type="default" r:id="rId10"/>
       <w:pgSz w:w="20160" w:h="12240" w:orient="landscape" w:code="5"/>
       <w:pgMar w:top="1440" w:right="1800" w:bottom="1440" w:left="1800" w:header="0" w:footer="0" w:gutter="0"/>
       <w:cols w:space="720"/>
@@ -1499,16 +1744,6 @@
 </file>
 
 <file path=word/footer1.xml><?xml version="1.0" encoding="utf-8"?>
-<w:ftr xmlns:wpc="http://schemas.microsoft.com/office/word/2010/wordprocessingCanvas" xmlns:cx="http://schemas.microsoft.com/office/drawing/2014/chartex" xmlns:cx1="http://schemas.microsoft.com/office/drawing/2015/9/8/chartex" xmlns:cx2="http://schemas.microsoft.com/office/drawing/2015/10/21/chartex" xmlns:cx3="http://schemas.microsoft.com/office/drawing/2016/5/9/chartex" xmlns:cx4="http://schemas.microsoft.com/office/drawing/2016/5/10/chartex" xmlns:cx5="http://schemas.microsoft.com/office/drawing/2016/5/11/chartex" xmlns:cx6="http://schemas.microsoft.com/office/drawing/2016/5/12/chartex" xmlns:cx7="http://schemas.microsoft.com/office/drawing/2016/5/13/chartex" xmlns:cx8="http://schemas.microsoft.com/office/drawing/2016/5/14/chartex" xmlns:mc="http://schemas.openxmlformats.org/markup-compatibility/2006" xmlns:aink="http://schemas.microsoft.com/office/drawing/2016/ink" xmlns:am3d="http://schemas.microsoft.com/office/drawing/2017/model3d" xmlns:o="urn:schemas-microsoft-com:office:office" xmlns:r="http://schemas.openxmlformats.org/officeDocument/2006/relationships" xmlns:m="http://schemas.openxmlformats.org/officeDocument/2006/math" xmlns:v="urn:schemas-microsoft-com:vml" xmlns:wp14="http://schemas.microsoft.com/office/word/2010/wordprocessingDrawing" xmlns:wp="http://schemas.openxmlformats.org/drawingml/2006/wordprocessingDrawing" xmlns:w10="urn:schemas-microsoft-com:office:word" xmlns:w="http://schemas.openxmlformats.org/wordprocessingml/2006/main" xmlns:w14="http://schemas.microsoft.com/office/word/2010/wordml" xmlns:w15="http://schemas.microsoft.com/office/word/2012/wordml" xmlns:w16cex="http://schemas.microsoft.com/office/word/2018/wordml/cex" xmlns:w16cid="http://schemas.microsoft.com/office/word/2016/wordml/cid" xmlns:w16="http://schemas.microsoft.com/office/word/2018/wordml" xmlns:w16sdtdh="http://schemas.microsoft.com/office/word/2020/wordml/sdtdatahash" xmlns:w16se="http://schemas.microsoft.com/office/word/2015/wordml/symex" xmlns:wpg="http://schemas.microsoft.com/office/word/2010/wordprocessingGroup" xmlns:wpi="http://schemas.microsoft.com/office/word/2010/wordprocessingInk" xmlns:wne="http://schemas.microsoft.com/office/word/2006/wordml" xmlns:wps="http://schemas.microsoft.com/office/word/2010/wordprocessingShape" mc:Ignorable="w14 w15 w16se w16cid w16 w16cex w16sdtdh wp14">
-  <w:p>
-    <w:pPr>
-      <w:pStyle w:val="Footer"/>
-    </w:pPr>
-  </w:p>
-</w:ftr>
-</file>
-
-<file path=word/footer2.xml><?xml version="1.0" encoding="utf-8"?>
 <w:ftr xmlns:wpc="http://schemas.microsoft.com/office/word/2010/wordprocessingCanvas" xmlns:cx="http://schemas.microsoft.com/office/drawing/2014/chartex" xmlns:cx1="http://schemas.microsoft.com/office/drawing/2015/9/8/chartex" xmlns:cx2="http://schemas.microsoft.com/office/drawing/2015/10/21/chartex" xmlns:cx3="http://schemas.microsoft.com/office/drawing/2016/5/9/chartex" xmlns:cx4="http://schemas.microsoft.com/office/drawing/2016/5/10/chartex" xmlns:cx5="http://schemas.microsoft.com/office/drawing/2016/5/11/chartex" xmlns:cx6="http://schemas.microsoft.com/office/drawing/2016/5/12/chartex" xmlns:cx7="http://schemas.microsoft.com/office/drawing/2016/5/13/chartex" xmlns:cx8="http://schemas.microsoft.com/office/drawing/2016/5/14/chartex" xmlns:mc="http://schemas.openxmlformats.org/markup-compatibility/2006" xmlns:aink="http://schemas.microsoft.com/office/drawing/2016/ink" xmlns:am3d="http://schemas.microsoft.com/office/drawing/2017/model3d" xmlns:o="urn:schemas-microsoft-com:office:office" xmlns:r="http://schemas.openxmlformats.org/officeDocument/2006/relationships" xmlns:m="http://schemas.openxmlformats.org/officeDocument/2006/math" xmlns:v="urn:schemas-microsoft-com:vml" xmlns:wp14="http://schemas.microsoft.com/office/word/2010/wordprocessingDrawing" xmlns:wp="http://schemas.openxmlformats.org/drawingml/2006/wordprocessingDrawing" xmlns:w10="urn:schemas-microsoft-com:office:word" xmlns:w="http://schemas.openxmlformats.org/wordprocessingml/2006/main" xmlns:w14="http://schemas.microsoft.com/office/word/2010/wordml" xmlns:w15="http://schemas.microsoft.com/office/word/2012/wordml" xmlns:w16cex="http://schemas.microsoft.com/office/word/2018/wordml/cex" xmlns:w16cid="http://schemas.microsoft.com/office/word/2016/wordml/cid" xmlns:w16="http://schemas.microsoft.com/office/word/2018/wordml" xmlns:w16sdtdh="http://schemas.microsoft.com/office/word/2020/wordml/sdtdatahash" xmlns:w16se="http://schemas.microsoft.com/office/word/2015/wordml/symex" xmlns:wpg="http://schemas.microsoft.com/office/word/2010/wordprocessingGroup" xmlns:wpi="http://schemas.microsoft.com/office/word/2010/wordprocessingInk" xmlns:wne="http://schemas.microsoft.com/office/word/2006/wordml" xmlns:wps="http://schemas.microsoft.com/office/word/2010/wordprocessingShape" mc:Ignorable="w14 w15 w16se w16cid w16 w16cex w16sdtdh wp14">
   <w:sdt>
     <w:sdtPr>
@@ -1568,18 +1803,116 @@
         <w:sz w:val="16"/>
         <w:szCs w:val="16"/>
       </w:rPr>
-      <w:t>Mouza: Depashai, U.P: Sombag, Kalampur, P.S: Dhamrai District: Dhaka, Bangladesh.Web: www.ocl-bd.com Phone: +8809612223355</w:t>
+      <w:t xml:space="preserve">Mouza: </w:t>
     </w:r>
-  </w:p>
-</w:ftr>
-</file>
-
-<file path=word/footer3.xml><?xml version="1.0" encoding="utf-8"?>
-<w:ftr xmlns:wpc="http://schemas.microsoft.com/office/word/2010/wordprocessingCanvas" xmlns:cx="http://schemas.microsoft.com/office/drawing/2014/chartex" xmlns:cx1="http://schemas.microsoft.com/office/drawing/2015/9/8/chartex" xmlns:cx2="http://schemas.microsoft.com/office/drawing/2015/10/21/chartex" xmlns:cx3="http://schemas.microsoft.com/office/drawing/2016/5/9/chartex" xmlns:cx4="http://schemas.microsoft.com/office/drawing/2016/5/10/chartex" xmlns:cx5="http://schemas.microsoft.com/office/drawing/2016/5/11/chartex" xmlns:cx6="http://schemas.microsoft.com/office/drawing/2016/5/12/chartex" xmlns:cx7="http://schemas.microsoft.com/office/drawing/2016/5/13/chartex" xmlns:cx8="http://schemas.microsoft.com/office/drawing/2016/5/14/chartex" xmlns:mc="http://schemas.openxmlformats.org/markup-compatibility/2006" xmlns:aink="http://schemas.microsoft.com/office/drawing/2016/ink" xmlns:am3d="http://schemas.microsoft.com/office/drawing/2017/model3d" xmlns:o="urn:schemas-microsoft-com:office:office" xmlns:r="http://schemas.openxmlformats.org/officeDocument/2006/relationships" xmlns:m="http://schemas.openxmlformats.org/officeDocument/2006/math" xmlns:v="urn:schemas-microsoft-com:vml" xmlns:wp14="http://schemas.microsoft.com/office/word/2010/wordprocessingDrawing" xmlns:wp="http://schemas.openxmlformats.org/drawingml/2006/wordprocessingDrawing" xmlns:w10="urn:schemas-microsoft-com:office:word" xmlns:w="http://schemas.openxmlformats.org/wordprocessingml/2006/main" xmlns:w14="http://schemas.microsoft.com/office/word/2010/wordml" xmlns:w15="http://schemas.microsoft.com/office/word/2012/wordml" xmlns:w16cex="http://schemas.microsoft.com/office/word/2018/wordml/cex" xmlns:w16cid="http://schemas.microsoft.com/office/word/2016/wordml/cid" xmlns:w16="http://schemas.microsoft.com/office/word/2018/wordml" xmlns:w16sdtdh="http://schemas.microsoft.com/office/word/2020/wordml/sdtdatahash" xmlns:w16se="http://schemas.microsoft.com/office/word/2015/wordml/symex" xmlns:wpg="http://schemas.microsoft.com/office/word/2010/wordprocessingGroup" xmlns:wpi="http://schemas.microsoft.com/office/word/2010/wordprocessingInk" xmlns:wne="http://schemas.microsoft.com/office/word/2006/wordml" xmlns:wps="http://schemas.microsoft.com/office/word/2010/wordprocessingShape" mc:Ignorable="w14 w15 w16se w16cid w16 w16cex w16sdtdh wp14">
-  <w:p>
-    <w:pPr>
-      <w:pStyle w:val="Footer"/>
-    </w:pPr>
+    <w:proofErr w:type="spellStart"/>
+    <w:r>
+      <w:rPr>
+        <w:rFonts w:ascii="Tahoma" w:hAnsi="Tahoma" w:cs="Tahoma"/>
+        <w:sz w:val="16"/>
+        <w:szCs w:val="16"/>
+      </w:rPr>
+      <w:t>Depashai</w:t>
+    </w:r>
+    <w:proofErr w:type="spellEnd"/>
+    <w:r>
+      <w:rPr>
+        <w:rFonts w:ascii="Tahoma" w:hAnsi="Tahoma" w:cs="Tahoma"/>
+        <w:sz w:val="16"/>
+        <w:szCs w:val="16"/>
+      </w:rPr>
+      <w:t xml:space="preserve">, </w:t>
+    </w:r>
+    <w:proofErr w:type="gramStart"/>
+    <w:r>
+      <w:rPr>
+        <w:rFonts w:ascii="Tahoma" w:hAnsi="Tahoma" w:cs="Tahoma"/>
+        <w:sz w:val="16"/>
+        <w:szCs w:val="16"/>
+      </w:rPr>
+      <w:t>U.P</w:t>
+    </w:r>
+    <w:proofErr w:type="gramEnd"/>
+    <w:r>
+      <w:rPr>
+        <w:rFonts w:ascii="Tahoma" w:hAnsi="Tahoma" w:cs="Tahoma"/>
+        <w:sz w:val="16"/>
+        <w:szCs w:val="16"/>
+      </w:rPr>
+      <w:t xml:space="preserve">: </w:t>
+    </w:r>
+    <w:proofErr w:type="spellStart"/>
+    <w:r>
+      <w:rPr>
+        <w:rFonts w:ascii="Tahoma" w:hAnsi="Tahoma" w:cs="Tahoma"/>
+        <w:sz w:val="16"/>
+        <w:szCs w:val="16"/>
+      </w:rPr>
+      <w:t>Sombag</w:t>
+    </w:r>
+    <w:proofErr w:type="spellEnd"/>
+    <w:r>
+      <w:rPr>
+        <w:rFonts w:ascii="Tahoma" w:hAnsi="Tahoma" w:cs="Tahoma"/>
+        <w:sz w:val="16"/>
+        <w:szCs w:val="16"/>
+      </w:rPr>
+      <w:t xml:space="preserve">, </w:t>
+    </w:r>
+    <w:proofErr w:type="spellStart"/>
+    <w:r>
+      <w:rPr>
+        <w:rFonts w:ascii="Tahoma" w:hAnsi="Tahoma" w:cs="Tahoma"/>
+        <w:sz w:val="16"/>
+        <w:szCs w:val="16"/>
+      </w:rPr>
+      <w:t>Kalampur</w:t>
+    </w:r>
+    <w:proofErr w:type="spellEnd"/>
+    <w:r>
+      <w:rPr>
+        <w:rFonts w:ascii="Tahoma" w:hAnsi="Tahoma" w:cs="Tahoma"/>
+        <w:sz w:val="16"/>
+        <w:szCs w:val="16"/>
+      </w:rPr>
+      <w:t xml:space="preserve">, P.S: </w:t>
+    </w:r>
+    <w:proofErr w:type="spellStart"/>
+    <w:r>
+      <w:rPr>
+        <w:rFonts w:ascii="Tahoma" w:hAnsi="Tahoma" w:cs="Tahoma"/>
+        <w:sz w:val="16"/>
+        <w:szCs w:val="16"/>
+      </w:rPr>
+      <w:t>Dhamrai</w:t>
+    </w:r>
+    <w:proofErr w:type="spellEnd"/>
+    <w:r>
+      <w:rPr>
+        <w:rFonts w:ascii="Tahoma" w:hAnsi="Tahoma" w:cs="Tahoma"/>
+        <w:sz w:val="16"/>
+        <w:szCs w:val="16"/>
+      </w:rPr>
+      <w:t xml:space="preserve"> District: Dhaka, </w:t>
+    </w:r>
+    <w:proofErr w:type="spellStart"/>
+    <w:r>
+      <w:rPr>
+        <w:rFonts w:ascii="Tahoma" w:hAnsi="Tahoma" w:cs="Tahoma"/>
+        <w:sz w:val="16"/>
+        <w:szCs w:val="16"/>
+      </w:rPr>
+      <w:t>Bangladesh.Web</w:t>
+    </w:r>
+    <w:proofErr w:type="spellEnd"/>
+    <w:r>
+      <w:rPr>
+        <w:rFonts w:ascii="Tahoma" w:hAnsi="Tahoma" w:cs="Tahoma"/>
+        <w:sz w:val="16"/>
+        <w:szCs w:val="16"/>
+      </w:rPr>
+      <w:t>: www.ocl-bd.com Phone: +8809612223355</w:t>
+    </w:r>
   </w:p>
 </w:ftr>
 </file>
@@ -1604,16 +1937,6 @@
 </file>
 
 <file path=word/header1.xml><?xml version="1.0" encoding="utf-8"?>
-<w:hdr xmlns:wpc="http://schemas.microsoft.com/office/word/2010/wordprocessingCanvas" xmlns:cx="http://schemas.microsoft.com/office/drawing/2014/chartex" xmlns:cx1="http://schemas.microsoft.com/office/drawing/2015/9/8/chartex" xmlns:cx2="http://schemas.microsoft.com/office/drawing/2015/10/21/chartex" xmlns:cx3="http://schemas.microsoft.com/office/drawing/2016/5/9/chartex" xmlns:cx4="http://schemas.microsoft.com/office/drawing/2016/5/10/chartex" xmlns:cx5="http://schemas.microsoft.com/office/drawing/2016/5/11/chartex" xmlns:cx6="http://schemas.microsoft.com/office/drawing/2016/5/12/chartex" xmlns:cx7="http://schemas.microsoft.com/office/drawing/2016/5/13/chartex" xmlns:cx8="http://schemas.microsoft.com/office/drawing/2016/5/14/chartex" xmlns:mc="http://schemas.openxmlformats.org/markup-compatibility/2006" xmlns:aink="http://schemas.microsoft.com/office/drawing/2016/ink" xmlns:am3d="http://schemas.microsoft.com/office/drawing/2017/model3d" xmlns:o="urn:schemas-microsoft-com:office:office" xmlns:r="http://schemas.openxmlformats.org/officeDocument/2006/relationships" xmlns:m="http://schemas.openxmlformats.org/officeDocument/2006/math" xmlns:v="urn:schemas-microsoft-com:vml" xmlns:wp14="http://schemas.microsoft.com/office/word/2010/wordprocessingDrawing" xmlns:wp="http://schemas.openxmlformats.org/drawingml/2006/wordprocessingDrawing" xmlns:w10="urn:schemas-microsoft-com:office:word" xmlns:w="http://schemas.openxmlformats.org/wordprocessingml/2006/main" xmlns:w14="http://schemas.microsoft.com/office/word/2010/wordml" xmlns:w15="http://schemas.microsoft.com/office/word/2012/wordml" xmlns:w16cex="http://schemas.microsoft.com/office/word/2018/wordml/cex" xmlns:w16cid="http://schemas.microsoft.com/office/word/2016/wordml/cid" xmlns:w16="http://schemas.microsoft.com/office/word/2018/wordml" xmlns:w16sdtdh="http://schemas.microsoft.com/office/word/2020/wordml/sdtdatahash" xmlns:w16se="http://schemas.microsoft.com/office/word/2015/wordml/symex" xmlns:wpg="http://schemas.microsoft.com/office/word/2010/wordprocessingGroup" xmlns:wpi="http://schemas.microsoft.com/office/word/2010/wordprocessingInk" xmlns:wne="http://schemas.microsoft.com/office/word/2006/wordml" xmlns:wps="http://schemas.microsoft.com/office/word/2010/wordprocessingShape" mc:Ignorable="w14 w15 w16se w16cid w16 w16cex w16sdtdh wp14">
-  <w:p>
-    <w:pPr>
-      <w:pStyle w:val="Header"/>
-    </w:pPr>
-  </w:p>
-</w:hdr>
-</file>
-
-<file path=word/header2.xml><?xml version="1.0" encoding="utf-8"?>
 <w:hdr xmlns:wpc="http://schemas.microsoft.com/office/word/2010/wordprocessingCanvas" xmlns:cx="http://schemas.microsoft.com/office/drawing/2014/chartex" xmlns:cx1="http://schemas.microsoft.com/office/drawing/2015/9/8/chartex" xmlns:cx2="http://schemas.microsoft.com/office/drawing/2015/10/21/chartex" xmlns:cx3="http://schemas.microsoft.com/office/drawing/2016/5/9/chartex" xmlns:cx4="http://schemas.microsoft.com/office/drawing/2016/5/10/chartex" xmlns:cx5="http://schemas.microsoft.com/office/drawing/2016/5/11/chartex" xmlns:cx6="http://schemas.microsoft.com/office/drawing/2016/5/12/chartex" xmlns:cx7="http://schemas.microsoft.com/office/drawing/2016/5/13/chartex" xmlns:cx8="http://schemas.microsoft.com/office/drawing/2016/5/14/chartex" xmlns:mc="http://schemas.openxmlformats.org/markup-compatibility/2006" xmlns:aink="http://schemas.microsoft.com/office/drawing/2016/ink" xmlns:am3d="http://schemas.microsoft.com/office/drawing/2017/model3d" xmlns:o="urn:schemas-microsoft-com:office:office" xmlns:r="http://schemas.openxmlformats.org/officeDocument/2006/relationships" xmlns:m="http://schemas.openxmlformats.org/officeDocument/2006/math" xmlns:v="urn:schemas-microsoft-com:vml" xmlns:wp14="http://schemas.microsoft.com/office/word/2010/wordprocessingDrawing" xmlns:wp="http://schemas.openxmlformats.org/drawingml/2006/wordprocessingDrawing" xmlns:w10="urn:schemas-microsoft-com:office:word" xmlns:w="http://schemas.openxmlformats.org/wordprocessingml/2006/main" xmlns:w14="http://schemas.microsoft.com/office/word/2010/wordml" xmlns:w15="http://schemas.microsoft.com/office/word/2012/wordml" xmlns:w16cex="http://schemas.microsoft.com/office/word/2018/wordml/cex" xmlns:w16cid="http://schemas.microsoft.com/office/word/2016/wordml/cid" xmlns:w16="http://schemas.microsoft.com/office/word/2018/wordml" xmlns:w16sdtdh="http://schemas.microsoft.com/office/word/2020/wordml/sdtdatahash" xmlns:w16se="http://schemas.microsoft.com/office/word/2015/wordml/symex" xmlns:wpg="http://schemas.microsoft.com/office/word/2010/wordprocessingGroup" xmlns:wpi="http://schemas.microsoft.com/office/word/2010/wordprocessingInk" xmlns:wne="http://schemas.microsoft.com/office/word/2006/wordml" xmlns:wps="http://schemas.microsoft.com/office/word/2010/wordprocessingShape" mc:Ignorable="w14 w15 w16se w16cid w16 w16cex w16sdtdh wp14">
   <w:p>
     <w:pPr>
@@ -1688,7 +2011,97 @@
                               <w:sz w:val="16"/>
                               <w:szCs w:val="16"/>
                             </w:rPr>
-                            <w:t xml:space="preserve">Mouza: Depashai, U.P: Sombag, Kalampur, P.S: Dhamrai District: </w:t>
+                            <w:t xml:space="preserve">Mouza: </w:t>
+                          </w:r>
+                          <w:proofErr w:type="spellStart"/>
+                          <w:r>
+                            <w:rPr>
+                              <w:rFonts w:ascii="Tahoma" w:hAnsi="Tahoma" w:cs="Tahoma"/>
+                              <w:sz w:val="16"/>
+                              <w:szCs w:val="16"/>
+                            </w:rPr>
+                            <w:t>Depashai</w:t>
+                          </w:r>
+                          <w:proofErr w:type="spellEnd"/>
+                          <w:r>
+                            <w:rPr>
+                              <w:rFonts w:ascii="Tahoma" w:hAnsi="Tahoma" w:cs="Tahoma"/>
+                              <w:sz w:val="16"/>
+                              <w:szCs w:val="16"/>
+                            </w:rPr>
+                            <w:t xml:space="preserve">, </w:t>
+                          </w:r>
+                          <w:proofErr w:type="gramStart"/>
+                          <w:r>
+                            <w:rPr>
+                              <w:rFonts w:ascii="Tahoma" w:hAnsi="Tahoma" w:cs="Tahoma"/>
+                              <w:sz w:val="16"/>
+                              <w:szCs w:val="16"/>
+                            </w:rPr>
+                            <w:t>U.P</w:t>
+                          </w:r>
+                          <w:proofErr w:type="gramEnd"/>
+                          <w:r>
+                            <w:rPr>
+                              <w:rFonts w:ascii="Tahoma" w:hAnsi="Tahoma" w:cs="Tahoma"/>
+                              <w:sz w:val="16"/>
+                              <w:szCs w:val="16"/>
+                            </w:rPr>
+                            <w:t xml:space="preserve">: </w:t>
+                          </w:r>
+                          <w:proofErr w:type="spellStart"/>
+                          <w:r>
+                            <w:rPr>
+                              <w:rFonts w:ascii="Tahoma" w:hAnsi="Tahoma" w:cs="Tahoma"/>
+                              <w:sz w:val="16"/>
+                              <w:szCs w:val="16"/>
+                            </w:rPr>
+                            <w:t>Sombag</w:t>
+                          </w:r>
+                          <w:proofErr w:type="spellEnd"/>
+                          <w:r>
+                            <w:rPr>
+                              <w:rFonts w:ascii="Tahoma" w:hAnsi="Tahoma" w:cs="Tahoma"/>
+                              <w:sz w:val="16"/>
+                              <w:szCs w:val="16"/>
+                            </w:rPr>
+                            <w:t xml:space="preserve">, </w:t>
+                          </w:r>
+                          <w:proofErr w:type="spellStart"/>
+                          <w:r>
+                            <w:rPr>
+                              <w:rFonts w:ascii="Tahoma" w:hAnsi="Tahoma" w:cs="Tahoma"/>
+                              <w:sz w:val="16"/>
+                              <w:szCs w:val="16"/>
+                            </w:rPr>
+                            <w:t>Kalampur</w:t>
+                          </w:r>
+                          <w:proofErr w:type="spellEnd"/>
+                          <w:r>
+                            <w:rPr>
+                              <w:rFonts w:ascii="Tahoma" w:hAnsi="Tahoma" w:cs="Tahoma"/>
+                              <w:sz w:val="16"/>
+                              <w:szCs w:val="16"/>
+                            </w:rPr>
+                            <w:t xml:space="preserve">, P.S: </w:t>
+                          </w:r>
+                          <w:proofErr w:type="spellStart"/>
+                          <w:r>
+                            <w:rPr>
+                              <w:rFonts w:ascii="Tahoma" w:hAnsi="Tahoma" w:cs="Tahoma"/>
+                              <w:sz w:val="16"/>
+                              <w:szCs w:val="16"/>
+                            </w:rPr>
+                            <w:t>Dhamrai</w:t>
+                          </w:r>
+                          <w:proofErr w:type="spellEnd"/>
+                          <w:r>
+                            <w:rPr>
+                              <w:rFonts w:ascii="Tahoma" w:hAnsi="Tahoma" w:cs="Tahoma"/>
+                              <w:sz w:val="16"/>
+                              <w:szCs w:val="16"/>
+                            </w:rPr>
+                            <w:t xml:space="preserve"> District: </w:t>
                           </w:r>
                           <w:r>
                             <w:rPr>
@@ -1704,7 +2117,25 @@
                               <w:sz w:val="16"/>
                               <w:szCs w:val="16"/>
                             </w:rPr>
-                            <w:t>Dhaka, Bangladesh.Web: www.ocl-bd.com Phone: +8809612223355</w:t>
+                            <w:t xml:space="preserve">Dhaka, </w:t>
+                          </w:r>
+                          <w:proofErr w:type="spellStart"/>
+                          <w:r>
+                            <w:rPr>
+                              <w:rFonts w:ascii="Tahoma" w:hAnsi="Tahoma" w:cs="Tahoma"/>
+                              <w:sz w:val="16"/>
+                              <w:szCs w:val="16"/>
+                            </w:rPr>
+                            <w:t>Bangladesh.Web</w:t>
+                          </w:r>
+                          <w:proofErr w:type="spellEnd"/>
+                          <w:r>
+                            <w:rPr>
+                              <w:rFonts w:ascii="Tahoma" w:hAnsi="Tahoma" w:cs="Tahoma"/>
+                              <w:sz w:val="16"/>
+                              <w:szCs w:val="16"/>
+                            </w:rPr>
+                            <w:t>: www.ocl-bd.com Phone: +8809612223355</w:t>
                           </w:r>
                         </w:p>
                       </w:txbxContent>
@@ -1747,7 +2178,97 @@
                         <w:sz w:val="16"/>
                         <w:szCs w:val="16"/>
                       </w:rPr>
-                      <w:t xml:space="preserve">Mouza: Depashai, U.P: Sombag, Kalampur, P.S: Dhamrai District: </w:t>
+                      <w:t xml:space="preserve">Mouza: </w:t>
+                    </w:r>
+                    <w:proofErr w:type="spellStart"/>
+                    <w:r>
+                      <w:rPr>
+                        <w:rFonts w:ascii="Tahoma" w:hAnsi="Tahoma" w:cs="Tahoma"/>
+                        <w:sz w:val="16"/>
+                        <w:szCs w:val="16"/>
+                      </w:rPr>
+                      <w:t>Depashai</w:t>
+                    </w:r>
+                    <w:proofErr w:type="spellEnd"/>
+                    <w:r>
+                      <w:rPr>
+                        <w:rFonts w:ascii="Tahoma" w:hAnsi="Tahoma" w:cs="Tahoma"/>
+                        <w:sz w:val="16"/>
+                        <w:szCs w:val="16"/>
+                      </w:rPr>
+                      <w:t xml:space="preserve">, </w:t>
+                    </w:r>
+                    <w:proofErr w:type="gramStart"/>
+                    <w:r>
+                      <w:rPr>
+                        <w:rFonts w:ascii="Tahoma" w:hAnsi="Tahoma" w:cs="Tahoma"/>
+                        <w:sz w:val="16"/>
+                        <w:szCs w:val="16"/>
+                      </w:rPr>
+                      <w:t>U.P</w:t>
+                    </w:r>
+                    <w:proofErr w:type="gramEnd"/>
+                    <w:r>
+                      <w:rPr>
+                        <w:rFonts w:ascii="Tahoma" w:hAnsi="Tahoma" w:cs="Tahoma"/>
+                        <w:sz w:val="16"/>
+                        <w:szCs w:val="16"/>
+                      </w:rPr>
+                      <w:t xml:space="preserve">: </w:t>
+                    </w:r>
+                    <w:proofErr w:type="spellStart"/>
+                    <w:r>
+                      <w:rPr>
+                        <w:rFonts w:ascii="Tahoma" w:hAnsi="Tahoma" w:cs="Tahoma"/>
+                        <w:sz w:val="16"/>
+                        <w:szCs w:val="16"/>
+                      </w:rPr>
+                      <w:t>Sombag</w:t>
+                    </w:r>
+                    <w:proofErr w:type="spellEnd"/>
+                    <w:r>
+                      <w:rPr>
+                        <w:rFonts w:ascii="Tahoma" w:hAnsi="Tahoma" w:cs="Tahoma"/>
+                        <w:sz w:val="16"/>
+                        <w:szCs w:val="16"/>
+                      </w:rPr>
+                      <w:t xml:space="preserve">, </w:t>
+                    </w:r>
+                    <w:proofErr w:type="spellStart"/>
+                    <w:r>
+                      <w:rPr>
+                        <w:rFonts w:ascii="Tahoma" w:hAnsi="Tahoma" w:cs="Tahoma"/>
+                        <w:sz w:val="16"/>
+                        <w:szCs w:val="16"/>
+                      </w:rPr>
+                      <w:t>Kalampur</w:t>
+                    </w:r>
+                    <w:proofErr w:type="spellEnd"/>
+                    <w:r>
+                      <w:rPr>
+                        <w:rFonts w:ascii="Tahoma" w:hAnsi="Tahoma" w:cs="Tahoma"/>
+                        <w:sz w:val="16"/>
+                        <w:szCs w:val="16"/>
+                      </w:rPr>
+                      <w:t xml:space="preserve">, P.S: </w:t>
+                    </w:r>
+                    <w:proofErr w:type="spellStart"/>
+                    <w:r>
+                      <w:rPr>
+                        <w:rFonts w:ascii="Tahoma" w:hAnsi="Tahoma" w:cs="Tahoma"/>
+                        <w:sz w:val="16"/>
+                        <w:szCs w:val="16"/>
+                      </w:rPr>
+                      <w:t>Dhamrai</w:t>
+                    </w:r>
+                    <w:proofErr w:type="spellEnd"/>
+                    <w:r>
+                      <w:rPr>
+                        <w:rFonts w:ascii="Tahoma" w:hAnsi="Tahoma" w:cs="Tahoma"/>
+                        <w:sz w:val="16"/>
+                        <w:szCs w:val="16"/>
+                      </w:rPr>
+                      <w:t xml:space="preserve"> District: </w:t>
                     </w:r>
                     <w:r>
                       <w:rPr>
@@ -1763,7 +2284,25 @@
                         <w:sz w:val="16"/>
                         <w:szCs w:val="16"/>
                       </w:rPr>
-                      <w:t>Dhaka, Bangladesh.Web: www.ocl-bd.com Phone: +8809612223355</w:t>
+                      <w:t xml:space="preserve">Dhaka, </w:t>
+                    </w:r>
+                    <w:proofErr w:type="spellStart"/>
+                    <w:r>
+                      <w:rPr>
+                        <w:rFonts w:ascii="Tahoma" w:hAnsi="Tahoma" w:cs="Tahoma"/>
+                        <w:sz w:val="16"/>
+                        <w:szCs w:val="16"/>
+                      </w:rPr>
+                      <w:t>Bangladesh.Web</w:t>
+                    </w:r>
+                    <w:proofErr w:type="spellEnd"/>
+                    <w:r>
+                      <w:rPr>
+                        <w:rFonts w:ascii="Tahoma" w:hAnsi="Tahoma" w:cs="Tahoma"/>
+                        <w:sz w:val="16"/>
+                        <w:szCs w:val="16"/>
+                      </w:rPr>
+                      <w:t>: www.ocl-bd.com Phone: +8809612223355</w:t>
                     </w:r>
                   </w:p>
                 </w:txbxContent>
@@ -1970,66 +2509,6 @@
         </wp:inline>
       </w:drawing>
     </w:r>
-    <w:r>
-      <w:rPr>
-        <w:noProof/>
-      </w:rPr>
-      <w:drawing>
-        <wp:inline distT="0" distB="0" distL="0" distR="0" wp14:anchorId="0189AB99" wp14:editId="1988BEC9">
-          <wp:extent cx="1866900" cy="685800"/>
-          <wp:effectExtent l="0" t="0" r="0" b="0"/>
-          <wp:docPr id="9" name="GatepassQR">
-            <a:extLst xmlns:a="http://schemas.openxmlformats.org/drawingml/2006/main">
-              <a:ext uri="{FF2B5EF4-FFF2-40B4-BE49-F238E27FC236}">
-                <a16:creationId xmlns:a16="http://schemas.microsoft.com/office/drawing/2014/main" id="{7F4A5623-C425-4FE2-9C0A-74F341C7F1BD}"/>
-              </a:ext>
-            </a:extLst>
-          </wp:docPr>
-          <wp:cNvGraphicFramePr>
-            <a:graphicFrameLocks xmlns:a="http://schemas.openxmlformats.org/drawingml/2006/main" noChangeAspect="1"/>
-          </wp:cNvGraphicFramePr>
-          <a:graphic xmlns:a="http://schemas.openxmlformats.org/drawingml/2006/main">
-            <a:graphicData uri="http://schemas.openxmlformats.org/drawingml/2006/picture">
-              <pic:pic xmlns:pic="http://schemas.openxmlformats.org/drawingml/2006/picture">
-                <pic:nvPicPr>
-                  <pic:cNvPr id="2" name="GatepassQR">
-                    <a:extLst>
-                      <a:ext uri="{FF2B5EF4-FFF2-40B4-BE49-F238E27FC236}">
-                        <a16:creationId xmlns:a16="http://schemas.microsoft.com/office/drawing/2014/main" id="{7F4A5623-C425-4FE2-9C0A-74F341C7F1BD}"/>
-                      </a:ext>
-                    </a:extLst>
-                  </pic:cNvPr>
-                  <pic:cNvPicPr>
-                    <a:picLocks noChangeAspect="1"/>
-                  </pic:cNvPicPr>
-                </pic:nvPicPr>
-                <pic:blipFill>
-                  <a:blip r:embed="rId2" cstate="print">
-                    <a:extLst>
-                      <a:ext uri="{28A0092B-C50C-407E-A947-70E740481C1C}">
-                        <a14:useLocalDpi xmlns:a14="http://schemas.microsoft.com/office/drawing/2010/main" val="0"/>
-                      </a:ext>
-                    </a:extLst>
-                  </a:blip>
-                  <a:stretch>
-                    <a:fillRect/>
-                  </a:stretch>
-                </pic:blipFill>
-                <pic:spPr>
-                  <a:xfrm>
-                    <a:off x="0" y="0"/>
-                    <a:ext cx="1866900" cy="685800"/>
-                  </a:xfrm>
-                  <a:prstGeom prst="rect">
-                    <a:avLst/>
-                  </a:prstGeom>
-                </pic:spPr>
-              </pic:pic>
-            </a:graphicData>
-          </a:graphic>
-        </wp:inline>
-      </w:drawing>
-    </w:r>
   </w:p>
   <w:p>
     <w:pPr>
@@ -2047,16 +2526,6 @@
       <w:tab/>
     </w:r>
   </w:p>
-  <w:p>
-    <w:pPr>
-      <w:pStyle w:val="Header"/>
-    </w:pPr>
-  </w:p>
-</w:hdr>
-</file>
-
-<file path=word/header3.xml><?xml version="1.0" encoding="utf-8"?>
-<w:hdr xmlns:wpc="http://schemas.microsoft.com/office/word/2010/wordprocessingCanvas" xmlns:cx="http://schemas.microsoft.com/office/drawing/2014/chartex" xmlns:cx1="http://schemas.microsoft.com/office/drawing/2015/9/8/chartex" xmlns:cx2="http://schemas.microsoft.com/office/drawing/2015/10/21/chartex" xmlns:cx3="http://schemas.microsoft.com/office/drawing/2016/5/9/chartex" xmlns:cx4="http://schemas.microsoft.com/office/drawing/2016/5/10/chartex" xmlns:cx5="http://schemas.microsoft.com/office/drawing/2016/5/11/chartex" xmlns:cx6="http://schemas.microsoft.com/office/drawing/2016/5/12/chartex" xmlns:cx7="http://schemas.microsoft.com/office/drawing/2016/5/13/chartex" xmlns:cx8="http://schemas.microsoft.com/office/drawing/2016/5/14/chartex" xmlns:mc="http://schemas.openxmlformats.org/markup-compatibility/2006" xmlns:aink="http://schemas.microsoft.com/office/drawing/2016/ink" xmlns:am3d="http://schemas.microsoft.com/office/drawing/2017/model3d" xmlns:o="urn:schemas-microsoft-com:office:office" xmlns:r="http://schemas.openxmlformats.org/officeDocument/2006/relationships" xmlns:m="http://schemas.openxmlformats.org/officeDocument/2006/math" xmlns:v="urn:schemas-microsoft-com:vml" xmlns:wp14="http://schemas.microsoft.com/office/word/2010/wordprocessingDrawing" xmlns:wp="http://schemas.openxmlformats.org/drawingml/2006/wordprocessingDrawing" xmlns:w10="urn:schemas-microsoft-com:office:word" xmlns:w="http://schemas.openxmlformats.org/wordprocessingml/2006/main" xmlns:w14="http://schemas.microsoft.com/office/word/2010/wordml" xmlns:w15="http://schemas.microsoft.com/office/word/2012/wordml" xmlns:w16cex="http://schemas.microsoft.com/office/word/2018/wordml/cex" xmlns:w16cid="http://schemas.microsoft.com/office/word/2016/wordml/cid" xmlns:w16="http://schemas.microsoft.com/office/word/2018/wordml" xmlns:w16sdtdh="http://schemas.microsoft.com/office/word/2020/wordml/sdtdatahash" xmlns:w16se="http://schemas.microsoft.com/office/word/2015/wordml/symex" xmlns:wpg="http://schemas.microsoft.com/office/word/2010/wordprocessingGroup" xmlns:wpi="http://schemas.microsoft.com/office/word/2010/wordprocessingInk" xmlns:wne="http://schemas.microsoft.com/office/word/2006/wordml" xmlns:wps="http://schemas.microsoft.com/office/word/2010/wordprocessingShape" mc:Ignorable="w14 w15 w16se w16cid w16 w16cex w16sdtdh wp14">
   <w:p>
     <w:pPr>
       <w:pStyle w:val="Header"/>

--- a/APLOS/POPResources/Templates/InOutGatePassSales20171.docx
+++ b/APLOS/POPResources/Templates/InOutGatePassSales20171.docx
@@ -1283,7 +1283,7 @@
                       </mc:Choice>
                       <mc:Fallback>
                         <w:pict>
-                          <v:line w14:anchorId="2AF6585E" id="Straight Connector 3" o:spid="_x0000_s1026" style="position:absolute;flip:x;z-index:251652608;visibility:visible;mso-wrap-style:square;mso-width-percent:0;mso-height-percent:0;mso-wrap-distance-left:9pt;mso-wrap-distance-top:0;mso-wrap-distance-right:9pt;mso-wrap-distance-bottom:0;mso-position-horizontal:absolute;mso-position-horizontal-relative:text;mso-position-vertical:absolute;mso-position-vertical-relative:text;mso-width-percent:0;mso-height-percent:0;mso-width-relative:margin;mso-height-relative:margin" from="30.2pt,9.8pt" to="139.75pt,9.8pt" o:gfxdata="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" strokecolor="windowText" strokeweight=".5pt">
+                          <v:line w14:anchorId="38F75FFB" id="Straight Connector 3" o:spid="_x0000_s1026" style="position:absolute;flip:x;z-index:251652608;visibility:visible;mso-wrap-style:square;mso-width-percent:0;mso-height-percent:0;mso-wrap-distance-left:9pt;mso-wrap-distance-top:0;mso-wrap-distance-right:9pt;mso-wrap-distance-bottom:0;mso-position-horizontal:absolute;mso-position-horizontal-relative:text;mso-position-vertical:absolute;mso-position-vertical-relative:text;mso-width-percent:0;mso-height-percent:0;mso-width-relative:margin;mso-height-relative:margin" from="30.2pt,9.8pt" to="139.75pt,9.8pt" o:gfxdata="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" strokecolor="windowText" strokeweight=".5pt">
                             <v:stroke joinstyle="miter"/>
                           </v:line>
                         </w:pict>
@@ -1424,7 +1424,7 @@
                       </mc:Choice>
                       <mc:Fallback>
                         <w:pict>
-                          <v:line w14:anchorId="2F1F9006" id="Straight Connector 2" o:spid="_x0000_s1026" style="position:absolute;z-index:251662848;visibility:visible;mso-wrap-style:square;mso-wrap-distance-left:9pt;mso-wrap-distance-top:0;mso-wrap-distance-right:9pt;mso-wrap-distance-bottom:0;mso-position-horizontal:absolute;mso-position-horizontal-relative:text;mso-position-vertical:absolute;mso-position-vertical-relative:text" from="31.15pt,9.8pt" to="143.2pt,9.8pt" o:gfxdata="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" strokecolor="windowText" strokeweight=".5pt">
+                          <v:line w14:anchorId="2A3C9503" id="Straight Connector 2" o:spid="_x0000_s1026" style="position:absolute;z-index:251662848;visibility:visible;mso-wrap-style:square;mso-wrap-distance-left:9pt;mso-wrap-distance-top:0;mso-wrap-distance-right:9pt;mso-wrap-distance-bottom:0;mso-position-horizontal:absolute;mso-position-horizontal-relative:text;mso-position-vertical:absolute;mso-position-vertical-relative:text" from="31.15pt,9.8pt" to="143.2pt,9.8pt" o:gfxdata="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" strokecolor="windowText" strokeweight=".5pt">
                             <v:stroke joinstyle="miter"/>
                           </v:line>
                         </w:pict>
@@ -1603,18 +1603,28 @@
           <w:szCs w:val="20"/>
         </w:rPr>
       </w:pPr>
+    </w:p>
+    <w:p>
+      <w:pPr>
+        <w:rPr>
+          <w:rFonts w:ascii="Arial" w:hAnsi="Arial" w:cs="Arial"/>
+          <w:noProof/>
+          <w:sz w:val="20"/>
+          <w:szCs w:val="20"/>
+        </w:rPr>
+      </w:pPr>
       <w:r>
         <w:rPr>
           <w:noProof/>
         </w:rPr>
         <w:drawing>
-          <wp:anchor distT="0" distB="0" distL="114300" distR="114300" simplePos="0" relativeHeight="251658752" behindDoc="1" locked="0" layoutInCell="1" allowOverlap="1" wp14:anchorId="38A655E7" wp14:editId="4A661F76">
+          <wp:anchor distT="0" distB="0" distL="114300" distR="114300" simplePos="0" relativeHeight="251658240" behindDoc="1" locked="0" layoutInCell="1" allowOverlap="1" wp14:anchorId="38A655E7" wp14:editId="438FEA41">
             <wp:simplePos x="0" y="0"/>
             <wp:positionH relativeFrom="column">
-              <wp:posOffset>3476625</wp:posOffset>
+              <wp:posOffset>4267200</wp:posOffset>
             </wp:positionH>
             <wp:positionV relativeFrom="paragraph">
-              <wp:posOffset>3169920</wp:posOffset>
+              <wp:posOffset>10795</wp:posOffset>
             </wp:positionV>
             <wp:extent cx="1845945" cy="684530"/>
             <wp:effectExtent l="0" t="0" r="1905" b="1270"/>
@@ -1679,16 +1689,6 @@
           </wp:anchor>
         </w:drawing>
       </w:r>
-    </w:p>
-    <w:p>
-      <w:pPr>
-        <w:rPr>
-          <w:rFonts w:ascii="Arial" w:hAnsi="Arial" w:cs="Arial"/>
-          <w:noProof/>
-          <w:sz w:val="20"/>
-          <w:szCs w:val="20"/>
-        </w:rPr>
-      </w:pPr>
     </w:p>
     <w:p>
       <w:pPr>

--- a/APLOS/POPResources/Templates/InOutGatePassSales20171.docx
+++ b/APLOS/POPResources/Templates/InOutGatePassSales20171.docx
@@ -23,18 +23,18 @@
         <mc:AlternateContent>
           <mc:Choice Requires="wps">
             <w:drawing>
-              <wp:anchor distT="45720" distB="45720" distL="114300" distR="114300" simplePos="0" relativeHeight="251663872" behindDoc="0" locked="0" layoutInCell="1" allowOverlap="1" wp14:anchorId="4A66F1F5" wp14:editId="1DB89FB3">
+              <wp:anchor distT="45720" distB="45720" distL="114300" distR="114300" simplePos="0" relativeHeight="251659264" behindDoc="0" locked="0" layoutInCell="1" allowOverlap="1" wp14:anchorId="7B1C4A5A" wp14:editId="36DFB754">
                 <wp:simplePos x="0" y="0"/>
                 <wp:positionH relativeFrom="margin">
-                  <wp:posOffset>-76200</wp:posOffset>
+                  <wp:posOffset>3209290</wp:posOffset>
                 </wp:positionH>
                 <wp:positionV relativeFrom="paragraph">
-                  <wp:posOffset>90170</wp:posOffset>
+                  <wp:posOffset>-45085</wp:posOffset>
                 </wp:positionV>
-                <wp:extent cx="1706880" cy="254635"/>
-                <wp:effectExtent l="0" t="0" r="0" b="0"/>
+                <wp:extent cx="4067175" cy="378460"/>
+                <wp:effectExtent l="0" t="0" r="0" b="2540"/>
                 <wp:wrapSquare wrapText="bothSides"/>
-                <wp:docPr id="4" name="Text Box 2"/>
+                <wp:docPr id="1" name="Text Box 2"/>
                 <wp:cNvGraphicFramePr>
                   <a:graphicFrameLocks xmlns:a="http://schemas.openxmlformats.org/drawingml/2006/main"/>
                 </wp:cNvGraphicFramePr>
@@ -47,7 +47,7 @@
                       <wps:spPr bwMode="auto">
                         <a:xfrm>
                           <a:off x="0" y="0"/>
-                          <a:ext cx="1706880" cy="254635"/>
+                          <a:ext cx="4067175" cy="378460"/>
                         </a:xfrm>
                         <a:prstGeom prst="rect">
                           <a:avLst/>
@@ -66,8 +66,8 @@
                             <w:pPr>
                               <w:rPr>
                                 <w:rFonts w:ascii="Tahoma" w:hAnsi="Tahoma" w:cs="Tahoma"/>
-                                <w:sz w:val="20"/>
-                                <w:szCs w:val="20"/>
+                                <w:sz w:val="32"/>
+                                <w:szCs w:val="32"/>
                                 <w:u w:val="thick"/>
                               </w:rPr>
                             </w:pPr>
@@ -76,11 +76,154 @@
                                 <w:rFonts w:ascii="Tahoma" w:hAnsi="Tahoma" w:cs="Tahoma"/>
                                 <w:b/>
                                 <w:bCs/>
-                                <w:sz w:val="20"/>
-                                <w:szCs w:val="20"/>
+                                <w:sz w:val="32"/>
+                                <w:szCs w:val="32"/>
                                 <w:u w:val="thick"/>
                               </w:rPr>
-                              <w:t xml:space="preserve">IN/OUT GATE PASS </w:t>
+                              <w:t>Fixed Asset Dispose({Status})</w:t>
+                            </w:r>
+                          </w:p>
+                          <w:p>
+                            <w:pPr>
+                              <w:rPr>
+                                <w:rFonts w:ascii="Tahoma" w:hAnsi="Tahoma" w:cs="Tahoma"/>
+                                <w:sz w:val="32"/>
+                                <w:szCs w:val="32"/>
+                              </w:rPr>
+                            </w:pPr>
+                          </w:p>
+                        </w:txbxContent>
+                      </wps:txbx>
+                      <wps:bodyPr rot="0" vert="horz" wrap="square" lIns="91440" tIns="45720" rIns="91440" bIns="45720" anchor="t" anchorCtr="0">
+                        <a:noAutofit/>
+                      </wps:bodyPr>
+                    </wps:wsp>
+                  </a:graphicData>
+                </a:graphic>
+                <wp14:sizeRelH relativeFrom="margin">
+                  <wp14:pctWidth>0</wp14:pctWidth>
+                </wp14:sizeRelH>
+                <wp14:sizeRelV relativeFrom="margin">
+                  <wp14:pctHeight>0</wp14:pctHeight>
+                </wp14:sizeRelV>
+              </wp:anchor>
+            </w:drawing>
+          </mc:Choice>
+          <mc:Fallback>
+            <w:pict>
+              <v:shapetype w14:anchorId="7B1C4A5A" id="_x0000_t202" coordsize="21600,21600" o:spt="202" path="m,l,21600r21600,l21600,xe">
+                <v:stroke joinstyle="miter"/>
+                <v:path gradientshapeok="t" o:connecttype="rect"/>
+              </v:shapetype>
+              <v:shape id="Text Box 2" o:spid="_x0000_s1026" type="#_x0000_t202" style="position:absolute;left:0;text-align:left;margin-left:252.7pt;margin-top:-3.55pt;width:320.25pt;height:29.8pt;z-index:251659264;visibility:visible;mso-wrap-style:square;mso-width-percent:0;mso-height-percent:0;mso-wrap-distance-left:9pt;mso-wrap-distance-top:3.6pt;mso-wrap-distance-right:9pt;mso-wrap-distance-bottom:3.6pt;mso-position-horizontal:absolute;mso-position-horizontal-relative:margin;mso-position-vertical:absolute;mso-position-vertical-relative:text;mso-width-percent:0;mso-height-percent:0;mso-width-relative:margin;mso-height-relative:margin;v-text-anchor:top" o:gfxdata="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" filled="f" stroked="f">
+                <v:textbox>
+                  <w:txbxContent>
+                    <w:p>
+                      <w:pPr>
+                        <w:rPr>
+                          <w:rFonts w:ascii="Tahoma" w:hAnsi="Tahoma" w:cs="Tahoma"/>
+                          <w:sz w:val="32"/>
+                          <w:szCs w:val="32"/>
+                          <w:u w:val="thick"/>
+                        </w:rPr>
+                      </w:pPr>
+                      <w:r>
+                        <w:rPr>
+                          <w:rFonts w:ascii="Tahoma" w:hAnsi="Tahoma" w:cs="Tahoma"/>
+                          <w:b/>
+                          <w:bCs/>
+                          <w:sz w:val="32"/>
+                          <w:szCs w:val="32"/>
+                          <w:u w:val="thick"/>
+                        </w:rPr>
+                        <w:t>Fixed Asset Dispose({Status})</w:t>
+                      </w:r>
+                    </w:p>
+                    <w:p>
+                      <w:pPr>
+                        <w:rPr>
+                          <w:rFonts w:ascii="Tahoma" w:hAnsi="Tahoma" w:cs="Tahoma"/>
+                          <w:sz w:val="32"/>
+                          <w:szCs w:val="32"/>
+                        </w:rPr>
+                      </w:pPr>
+                    </w:p>
+                  </w:txbxContent>
+                </v:textbox>
+                <w10:wrap type="square" anchorx="margin"/>
+              </v:shape>
+            </w:pict>
+          </mc:Fallback>
+        </mc:AlternateContent>
+      </w:r>
+      <w:r>
+        <w:rPr>
+          <w:rFonts w:ascii="Tahoma" w:hAnsi="Tahoma" w:cs="Tahoma"/>
+          <w:noProof/>
+          <w:sz w:val="16"/>
+          <w:szCs w:val="16"/>
+        </w:rPr>
+        <mc:AlternateContent>
+          <mc:Choice Requires="wps">
+            <w:drawing>
+              <wp:anchor distT="45720" distB="45720" distL="114300" distR="114300" simplePos="0" relativeHeight="251657216" behindDoc="0" locked="0" layoutInCell="1" allowOverlap="1" wp14:anchorId="4A66F1F5" wp14:editId="44B21786">
+                <wp:simplePos x="0" y="0"/>
+                <wp:positionH relativeFrom="margin">
+                  <wp:posOffset>-76200</wp:posOffset>
+                </wp:positionH>
+                <wp:positionV relativeFrom="paragraph">
+                  <wp:posOffset>-35560</wp:posOffset>
+                </wp:positionV>
+                <wp:extent cx="2476500" cy="378460"/>
+                <wp:effectExtent l="0" t="0" r="0" b="2540"/>
+                <wp:wrapSquare wrapText="bothSides"/>
+                <wp:docPr id="4" name="Text Box 2"/>
+                <wp:cNvGraphicFramePr>
+                  <a:graphicFrameLocks xmlns:a="http://schemas.openxmlformats.org/drawingml/2006/main"/>
+                </wp:cNvGraphicFramePr>
+                <a:graphic xmlns:a="http://schemas.openxmlformats.org/drawingml/2006/main">
+                  <a:graphicData uri="http://schemas.microsoft.com/office/word/2010/wordprocessingShape">
+                    <wps:wsp>
+                      <wps:cNvSpPr txBox="1">
+                        <a:spLocks noChangeArrowheads="1"/>
+                      </wps:cNvSpPr>
+                      <wps:spPr bwMode="auto">
+                        <a:xfrm>
+                          <a:off x="0" y="0"/>
+                          <a:ext cx="2476500" cy="378460"/>
+                        </a:xfrm>
+                        <a:prstGeom prst="rect">
+                          <a:avLst/>
+                        </a:prstGeom>
+                        <a:noFill/>
+                        <a:ln w="9525">
+                          <a:noFill/>
+                          <a:miter lim="800000"/>
+                          <a:headEnd/>
+                          <a:tailEnd/>
+                        </a:ln>
+                      </wps:spPr>
+                      <wps:txbx>
+                        <w:txbxContent>
+                          <w:p>
+                            <w:pPr>
+                              <w:rPr>
+                                <w:rFonts w:ascii="Tahoma" w:hAnsi="Tahoma" w:cs="Tahoma"/>
+                                <w:sz w:val="32"/>
+                                <w:szCs w:val="32"/>
+                                <w:u w:val="single"/>
+                              </w:rPr>
+                            </w:pPr>
+                            <w:r>
+                              <w:rPr>
+                                <w:rFonts w:ascii="Tahoma" w:hAnsi="Tahoma" w:cs="Tahoma"/>
+                                <w:b/>
+                                <w:bCs/>
+                                <w:sz w:val="32"/>
+                                <w:szCs w:val="32"/>
+                                <w:u w:val="single"/>
+                              </w:rPr>
+                              <w:t xml:space="preserve">OUT GATE PASS </w:t>
                             </w:r>
                           </w:p>
                         </w:txbxContent>
@@ -102,20 +245,16 @@
           </mc:Choice>
           <mc:Fallback>
             <w:pict>
-              <v:shapetype w14:anchorId="4A66F1F5" id="_x0000_t202" coordsize="21600,21600" o:spt="202" path="m,l,21600r21600,l21600,xe">
-                <v:stroke joinstyle="miter"/>
-                <v:path gradientshapeok="t" o:connecttype="rect"/>
-              </v:shapetype>
-              <v:shape id="Text Box 2" o:spid="_x0000_s1026" type="#_x0000_t202" style="position:absolute;left:0;text-align:left;margin-left:-6pt;margin-top:7.1pt;width:134.4pt;height:20.05pt;z-index:251663872;visibility:visible;mso-wrap-style:square;mso-width-percent:0;mso-height-percent:0;mso-wrap-distance-left:9pt;mso-wrap-distance-top:3.6pt;mso-wrap-distance-right:9pt;mso-wrap-distance-bottom:3.6pt;mso-position-horizontal:absolute;mso-position-horizontal-relative:margin;mso-position-vertical:absolute;mso-position-vertical-relative:text;mso-width-percent:0;mso-height-percent:0;mso-width-relative:margin;mso-height-relative:margin;v-text-anchor:top" o:gfxdata="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" filled="f" stroked="f">
+              <v:shape w14:anchorId="4A66F1F5" id="_x0000_s1027" type="#_x0000_t202" style="position:absolute;left:0;text-align:left;margin-left:-6pt;margin-top:-2.8pt;width:195pt;height:29.8pt;z-index:251657216;visibility:visible;mso-wrap-style:square;mso-width-percent:0;mso-height-percent:0;mso-wrap-distance-left:9pt;mso-wrap-distance-top:3.6pt;mso-wrap-distance-right:9pt;mso-wrap-distance-bottom:3.6pt;mso-position-horizontal:absolute;mso-position-horizontal-relative:margin;mso-position-vertical:absolute;mso-position-vertical-relative:text;mso-width-percent:0;mso-height-percent:0;mso-width-relative:margin;mso-height-relative:margin;v-text-anchor:top" o:gfxdata="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" filled="f" stroked="f">
                 <v:textbox>
                   <w:txbxContent>
                     <w:p>
                       <w:pPr>
                         <w:rPr>
                           <w:rFonts w:ascii="Tahoma" w:hAnsi="Tahoma" w:cs="Tahoma"/>
-                          <w:sz w:val="20"/>
-                          <w:szCs w:val="20"/>
-                          <w:u w:val="thick"/>
+                          <w:sz w:val="32"/>
+                          <w:szCs w:val="32"/>
+                          <w:u w:val="single"/>
                         </w:rPr>
                       </w:pPr>
                       <w:r>
@@ -123,11 +262,11 @@
                           <w:rFonts w:ascii="Tahoma" w:hAnsi="Tahoma" w:cs="Tahoma"/>
                           <w:b/>
                           <w:bCs/>
-                          <w:sz w:val="20"/>
-                          <w:szCs w:val="20"/>
-                          <w:u w:val="thick"/>
+                          <w:sz w:val="32"/>
+                          <w:szCs w:val="32"/>
+                          <w:u w:val="single"/>
                         </w:rPr>
-                        <w:t xml:space="preserve">IN/OUT GATE PASS </w:t>
+                        <w:t xml:space="preserve">OUT GATE PASS </w:t>
                       </w:r>
                     </w:p>
                   </w:txbxContent>
@@ -163,7 +302,7 @@
       </w:tblGrid>
       <w:tr>
         <w:trPr>
-          <w:trHeight w:val="481"/>
+          <w:trHeight w:val="530"/>
         </w:trPr>
         <w:tc>
           <w:tcPr>
@@ -339,57 +478,6 @@
                 <w:szCs w:val="16"/>
               </w:rPr>
             </w:pPr>
-            <w:r>
-              <w:rPr>
-                <w:rFonts w:ascii="Tahoma" w:eastAsia="Arial" w:hAnsi="Tahoma" w:cs="Tahoma"/>
-                <w:b/>
-                <w:bCs/>
-                <w:sz w:val="16"/>
-                <w:szCs w:val="16"/>
-              </w:rPr>
-              <w:t>Disposed</w:t>
-            </w:r>
-            <w:r>
-              <w:rPr>
-                <w:rFonts w:ascii="Tahoma" w:eastAsia="Arial" w:hAnsi="Tahoma" w:cs="Tahoma"/>
-                <w:b/>
-                <w:bCs/>
-                <w:sz w:val="16"/>
-                <w:szCs w:val="16"/>
-              </w:rPr>
-              <w:t xml:space="preserve"> No</w:t>
-            </w:r>
-            <w:r>
-              <w:rPr>
-                <w:rFonts w:ascii="Tahoma" w:eastAsia="Arial" w:hAnsi="Tahoma" w:cs="Tahoma"/>
-                <w:b/>
-                <w:bCs/>
-                <w:sz w:val="16"/>
-                <w:szCs w:val="16"/>
-              </w:rPr>
-              <w:t>: {</w:t>
-            </w:r>
-            <w:proofErr w:type="spellStart"/>
-            <w:r>
-              <w:rPr>
-                <w:rFonts w:ascii="Consolas" w:hAnsi="Consolas" w:cs="Consolas"/>
-                <w:color w:val="000000"/>
-                <w:sz w:val="19"/>
-                <w:szCs w:val="19"/>
-              </w:rPr>
-              <w:t>DisposalNo</w:t>
-            </w:r>
-            <w:proofErr w:type="spellEnd"/>
-            <w:r>
-              <w:rPr>
-                <w:rFonts w:ascii="Tahoma" w:eastAsia="Arial" w:hAnsi="Tahoma" w:cs="Tahoma"/>
-                <w:b/>
-                <w:bCs/>
-                <w:sz w:val="16"/>
-                <w:szCs w:val="16"/>
-              </w:rPr>
-              <w:t>}</w:t>
-            </w:r>
           </w:p>
         </w:tc>
         <w:tc>
@@ -399,98 +487,6 @@
           <w:p>
             <w:pPr>
               <w:rPr>
-                <w:rFonts w:ascii="Tahoma" w:eastAsia="Arial" w:hAnsi="Tahoma" w:cs="Tahoma"/>
-                <w:b/>
-                <w:bCs/>
-                <w:sz w:val="16"/>
-                <w:szCs w:val="16"/>
-              </w:rPr>
-            </w:pPr>
-            <w:r>
-              <w:rPr>
-                <w:rFonts w:ascii="Tahoma" w:eastAsia="Arial" w:hAnsi="Tahoma" w:cs="Tahoma"/>
-                <w:b/>
-                <w:bCs/>
-                <w:sz w:val="16"/>
-                <w:szCs w:val="16"/>
-              </w:rPr>
-              <w:t>From</w:t>
-            </w:r>
-            <w:r>
-              <w:rPr>
-                <w:rFonts w:ascii="Tahoma" w:eastAsia="Arial" w:hAnsi="Tahoma" w:cs="Tahoma"/>
-                <w:b/>
-                <w:bCs/>
-                <w:sz w:val="16"/>
-                <w:szCs w:val="16"/>
-              </w:rPr>
-              <w:t xml:space="preserve">    </w:t>
-            </w:r>
-            <w:proofErr w:type="gramStart"/>
-            <w:r>
-              <w:rPr>
-                <w:rFonts w:ascii="Tahoma" w:eastAsia="Arial" w:hAnsi="Tahoma" w:cs="Tahoma"/>
-                <w:b/>
-                <w:bCs/>
-                <w:sz w:val="16"/>
-                <w:szCs w:val="16"/>
-              </w:rPr>
-              <w:t xml:space="preserve">  </w:t>
-            </w:r>
-            <w:r>
-              <w:rPr>
-                <w:rFonts w:ascii="Tahoma" w:eastAsia="Arial" w:hAnsi="Tahoma" w:cs="Tahoma"/>
-                <w:b/>
-                <w:bCs/>
-                <w:sz w:val="16"/>
-                <w:szCs w:val="16"/>
-              </w:rPr>
-              <w:t>:</w:t>
-            </w:r>
-            <w:proofErr w:type="gramEnd"/>
-            <w:r>
-              <w:rPr>
-                <w:rFonts w:ascii="Tahoma" w:eastAsia="Arial" w:hAnsi="Tahoma" w:cs="Tahoma"/>
-                <w:b/>
-                <w:bCs/>
-                <w:sz w:val="16"/>
-                <w:szCs w:val="16"/>
-              </w:rPr>
-              <w:t xml:space="preserve"> </w:t>
-            </w:r>
-            <w:r>
-              <w:rPr>
-                <w:rFonts w:ascii="Tahoma" w:eastAsia="Times New Roman" w:hAnsi="Tahoma" w:cs="Tahoma"/>
-                <w:color w:val="000000"/>
-                <w:sz w:val="16"/>
-                <w:szCs w:val="16"/>
-              </w:rPr>
-              <w:t>{</w:t>
-            </w:r>
-            <w:proofErr w:type="spellStart"/>
-            <w:r>
-              <w:rPr>
-                <w:rFonts w:ascii="Tahoma" w:hAnsi="Tahoma" w:cs="Tahoma"/>
-                <w:color w:val="000000"/>
-                <w:sz w:val="16"/>
-                <w:szCs w:val="16"/>
-              </w:rPr>
-              <w:t>SenderName</w:t>
-            </w:r>
-            <w:proofErr w:type="spellEnd"/>
-            <w:r>
-              <w:rPr>
-                <w:rFonts w:ascii="Tahoma" w:eastAsia="Times New Roman" w:hAnsi="Tahoma" w:cs="Tahoma"/>
-                <w:color w:val="000000"/>
-                <w:sz w:val="16"/>
-                <w:szCs w:val="16"/>
-              </w:rPr>
-              <w:t>}</w:t>
-            </w:r>
-          </w:p>
-          <w:p>
-            <w:pPr>
-              <w:rPr>
                 <w:rFonts w:ascii="Tahoma" w:eastAsia="Times New Roman" w:hAnsi="Tahoma" w:cs="Tahoma"/>
                 <w:bCs/>
                 <w:sz w:val="16"/>
@@ -555,7 +551,7 @@
                 <w:sz w:val="16"/>
                 <w:szCs w:val="16"/>
               </w:rPr>
-              <w:t>Disposal Type</w:t>
+              <w:t>Disposed No</w:t>
             </w:r>
             <w:r>
               <w:rPr>
@@ -567,15 +563,17 @@
               </w:rPr>
               <w:t>: {</w:t>
             </w:r>
+            <w:proofErr w:type="spellStart"/>
             <w:r>
               <w:rPr>
                 <w:rFonts w:ascii="Consolas" w:hAnsi="Consolas" w:cs="Consolas"/>
-                <w:color w:val="0000FF"/>
+                <w:color w:val="000000"/>
                 <w:sz w:val="19"/>
                 <w:szCs w:val="19"/>
               </w:rPr>
-              <w:t>Status</w:t>
+              <w:t>DisposalNo</w:t>
             </w:r>
+            <w:proofErr w:type="spellEnd"/>
             <w:r>
               <w:rPr>
                 <w:rFonts w:ascii="Tahoma" w:eastAsia="Arial" w:hAnsi="Tahoma" w:cs="Tahoma"/>
@@ -1283,7 +1281,7 @@
                       </mc:Choice>
                       <mc:Fallback>
                         <w:pict>
-                          <v:line w14:anchorId="38F75FFB" id="Straight Connector 3" o:spid="_x0000_s1026" style="position:absolute;flip:x;z-index:251652608;visibility:visible;mso-wrap-style:square;mso-width-percent:0;mso-height-percent:0;mso-wrap-distance-left:9pt;mso-wrap-distance-top:0;mso-wrap-distance-right:9pt;mso-wrap-distance-bottom:0;mso-position-horizontal:absolute;mso-position-horizontal-relative:text;mso-position-vertical:absolute;mso-position-vertical-relative:text;mso-width-percent:0;mso-height-percent:0;mso-width-relative:margin;mso-height-relative:margin" from="30.2pt,9.8pt" to="139.75pt,9.8pt" o:gfxdata="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" strokecolor="windowText" strokeweight=".5pt">
+                          <v:line w14:anchorId="5CA88EFC" id="Straight Connector 3" o:spid="_x0000_s1026" style="position:absolute;flip:x;z-index:251652608;visibility:visible;mso-wrap-style:square;mso-width-percent:0;mso-height-percent:0;mso-wrap-distance-left:9pt;mso-wrap-distance-top:0;mso-wrap-distance-right:9pt;mso-wrap-distance-bottom:0;mso-position-horizontal:absolute;mso-position-horizontal-relative:text;mso-position-vertical:absolute;mso-position-vertical-relative:text;mso-width-percent:0;mso-height-percent:0;mso-width-relative:margin;mso-height-relative:margin" from="30.2pt,9.8pt" to="139.75pt,9.8pt" o:gfxdata="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" strokecolor="windowText" strokeweight=".5pt">
                             <v:stroke joinstyle="miter"/>
                           </v:line>
                         </w:pict>
@@ -1424,7 +1422,7 @@
                       </mc:Choice>
                       <mc:Fallback>
                         <w:pict>
-                          <v:line w14:anchorId="2A3C9503" id="Straight Connector 2" o:spid="_x0000_s1026" style="position:absolute;z-index:251662848;visibility:visible;mso-wrap-style:square;mso-wrap-distance-left:9pt;mso-wrap-distance-top:0;mso-wrap-distance-right:9pt;mso-wrap-distance-bottom:0;mso-position-horizontal:absolute;mso-position-horizontal-relative:text;mso-position-vertical:absolute;mso-position-vertical-relative:text" from="31.15pt,9.8pt" to="143.2pt,9.8pt" o:gfxdata="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" strokecolor="windowText" strokeweight=".5pt">
+                          <v:line w14:anchorId="6689C216" id="Straight Connector 2" o:spid="_x0000_s1026" style="position:absolute;z-index:251662848;visibility:visible;mso-wrap-style:square;mso-wrap-distance-left:9pt;mso-wrap-distance-top:0;mso-wrap-distance-right:9pt;mso-wrap-distance-bottom:0;mso-position-horizontal:absolute;mso-position-horizontal-relative:text;mso-position-vertical:absolute;mso-position-vertical-relative:text" from="31.15pt,9.8pt" to="143.2pt,9.8pt" o:gfxdata="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" strokecolor="windowText" strokeweight=".5pt">
                             <v:stroke joinstyle="miter"/>
                           </v:line>
                         </w:pict>
@@ -2160,7 +2158,7 @@
         </mc:Choice>
         <mc:Fallback>
           <w:pict>
-            <v:rect w14:anchorId="0F3B8F21" id="Rectangle 7" o:spid="_x0000_s1027" style="position:absolute;margin-left:607.5pt;margin-top:27.55pt;width:225.75pt;height:43.6pt;z-index:251659264;visibility:visible;mso-wrap-style:square;mso-width-percent:0;mso-height-percent:0;mso-wrap-distance-left:9pt;mso-wrap-distance-top:0;mso-wrap-distance-right:9pt;mso-wrap-distance-bottom:0;mso-position-horizontal:absolute;mso-position-horizontal-relative:text;mso-position-vertical:absolute;mso-position-vertical-relative:text;mso-width-percent:0;mso-height-percent:0;mso-width-relative:margin;mso-height-relative:margin;v-text-anchor:middle" o:gfxdata="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" fillcolor="white [3201]" strokecolor="white [3212]" strokeweight="1pt">
+            <v:rect w14:anchorId="0F3B8F21" id="Rectangle 7" o:spid="_x0000_s1028" style="position:absolute;margin-left:607.5pt;margin-top:27.55pt;width:225.75pt;height:43.6pt;z-index:251659264;visibility:visible;mso-wrap-style:square;mso-width-percent:0;mso-height-percent:0;mso-wrap-distance-left:9pt;mso-wrap-distance-top:0;mso-wrap-distance-right:9pt;mso-wrap-distance-bottom:0;mso-position-horizontal:absolute;mso-position-horizontal-relative:text;mso-position-vertical:absolute;mso-position-vertical-relative:text;mso-width-percent:0;mso-height-percent:0;mso-width-relative:margin;mso-height-relative:margin;v-text-anchor:middle" o:gfxdata="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" fillcolor="white [3201]" strokecolor="white [3212]" strokeweight="1pt">
               <v:textbox>
                 <w:txbxContent>
                   <w:p>
@@ -2426,7 +2424,7 @@
         </mc:Choice>
         <mc:Fallback>
           <w:pict>
-            <v:rect w14:anchorId="773CA069" id="Rectangle 10" o:spid="_x0000_s1028" style="position:absolute;left:0;text-align:left;margin-left:-6.15pt;margin-top:53pt;width:210.1pt;height:18.4pt;z-index:251657216;visibility:visible;mso-wrap-style:square;mso-width-percent:0;mso-height-percent:0;mso-wrap-distance-left:9pt;mso-wrap-distance-top:0;mso-wrap-distance-right:9pt;mso-wrap-distance-bottom:0;mso-position-horizontal:absolute;mso-position-horizontal-relative:text;mso-position-vertical:absolute;mso-position-vertical-relative:text;mso-width-percent:0;mso-height-percent:0;mso-width-relative:margin;mso-height-relative:margin;v-text-anchor:middle" o:gfxdata="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" fillcolor="white [3212]" strokecolor="white [3212]" strokeweight="1pt">
+            <v:rect w14:anchorId="773CA069" id="Rectangle 10" o:spid="_x0000_s1029" style="position:absolute;left:0;text-align:left;margin-left:-6.15pt;margin-top:53pt;width:210.1pt;height:18.4pt;z-index:251657216;visibility:visible;mso-wrap-style:square;mso-width-percent:0;mso-height-percent:0;mso-wrap-distance-left:9pt;mso-wrap-distance-top:0;mso-wrap-distance-right:9pt;mso-wrap-distance-bottom:0;mso-position-horizontal:absolute;mso-position-horizontal-relative:text;mso-position-vertical:absolute;mso-position-vertical-relative:text;mso-width-percent:0;mso-height-percent:0;mso-width-relative:margin;mso-height-relative:margin;v-text-anchor:middle" o:gfxdata="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" fillcolor="white [3212]" strokecolor="white [3212]" strokeweight="1pt">
               <v:textbox>
                 <w:txbxContent>
                   <w:p>
